--- a/public/chat_files/audrey_3page_website_copy_final.docx
+++ b/public/chat_files/audrey_3page_website_copy_final.docx
@@ -16,7 +16,7 @@
         <w:rPr>
           <w:sz w:val="22"/>
         </w:rPr>
-        <w:t xml:space="preserve">Updated Services tier names to Essential, Studio Session, and Full Day Campaign per feedback.</w:t>
+        <w:t xml:space="preserve">PAGE 1: HOMEPAGE (FINAL)</w:t>
       </w:r>
     </w:p>
     <w:p>
@@ -24,7 +24,7 @@
         <w:rPr>
           <w:sz w:val="22"/>
         </w:rPr>
-        <w:t xml:space="preserve">Removed Saturday/Sunday call scheduling note on the Booking page and updated hours to Mon-Fri.</w:t>
+        <w:t xml:space="preserve">Headline: Editorial portraits &amp; brand campaigns that feel authentic, modern, and enduring.</w:t>
       </w:r>
     </w:p>
     <w:p>
@@ -32,7 +32,71 @@
         <w:rPr>
           <w:sz w:val="22"/>
         </w:rPr>
-        <w:t xml:space="preserve">Ready for direct paste into Figma and Squarespace.</w:t>
+        <w:t xml:space="preserve">Subhead: Natural light studio in East Austin. Available for on-location brand commissions worldwide.</w:t>
+      </w:r>
+    </w:p>
+    <w:p>
+      <w:r>
+        <w:rPr>
+          <w:sz w:val="22"/>
+        </w:rPr>
+        <w:t xml:space="preserve">Trust Strip: Featured in Austin Monthly, Kinfolk, Rangefinder, and Architectural Digest.</w:t>
+      </w:r>
+    </w:p>
+    <w:p>
+      <w:r>
+        <w:rPr>
+          <w:sz w:val="22"/>
+        </w:rPr>
+        <w:t xml:space="preserve">PAGE 2: SERVICES &amp; PACKAGES (FINAL NAMING PER AUDREY)</w:t>
+      </w:r>
+    </w:p>
+    <w:p>
+      <w:r>
+        <w:rPr>
+          <w:sz w:val="22"/>
+        </w:rPr>
+        <w:t xml:space="preserve">— Tier 1: Essential Session ($450) · 60 minutes studio time, 15 retouched images, 7-day turnaround.</w:t>
+      </w:r>
+    </w:p>
+    <w:p>
+      <w:r>
+        <w:rPr>
+          <w:sz w:val="22"/>
+        </w:rPr>
+        <w:t xml:space="preserve">— Tier 2: Studio Session ($950) · 2.5 hours, 2 wardrobe looks, 35 retouched images, commercial license.</w:t>
+      </w:r>
+    </w:p>
+    <w:p>
+      <w:r>
+        <w:rPr>
+          <w:sz w:val="22"/>
+        </w:rPr>
+        <w:t xml:space="preserve">— Tier 3: Full Day Campaign ($2,200) · Full studio + location, creative direction, 75 selects, raw archive.</w:t>
+      </w:r>
+    </w:p>
+    <w:p>
+      <w:r>
+        <w:rPr>
+          <w:sz w:val="22"/>
+        </w:rPr>
+        <w:t xml:space="preserve">PAGE 3: BOOKING INTAKE &amp; SCHEDULING (MON–FRI HOURS)</w:t>
+      </w:r>
+    </w:p>
+    <w:p>
+      <w:r>
+        <w:rPr>
+          <w:sz w:val="22"/>
+        </w:rPr>
+        <w:t xml:space="preserve">Intake fields: Your Name, Email &amp; Phone, Preferred Shoot Date, Package Selection, Creative Vision.</w:t>
+      </w:r>
+    </w:p>
+    <w:p>
+      <w:r>
+        <w:rPr>
+          <w:sz w:val="22"/>
+        </w:rPr>
+        <w:t xml:space="preserve">Policy: 50% retainer secures the studio calendar. Rescheduling permitted with 48 hours notice.</w:t>
       </w:r>
     </w:p>
   </w:body>

--- a/public/chat_files/audrey_3page_website_copy_final.docx
+++ b/public/chat_files/audrey_3page_website_copy_final.docx
@@ -13,64 +13,7 @@
           <w:color w:val="0F172A"/>
           <w:sz w:val="44"/>
         </w:rPr>
-        <w:t>Studio Brown — Master Website Copy Deck (Production Final)</w:t>
-      </w:r>
-    </w:p>
-    <w:p>
-      <w:pPr>
-        <w:spacing w:before="0" w:after="120" w:line="276" w:lineRule="auto"/>
-      </w:pPr>
-      <w:r>
-        <w:rPr>
-          <w:rFonts w:ascii="Calibri" w:hAnsi="Calibri"/>
-          <w:color w:val="1E293B"/>
-          <w:sz w:val="20"/>
-        </w:rPr>
-        <w:t>CLIENT: Audrey Brown Photography · East Austin, TX</w:t>
-      </w:r>
-    </w:p>
-    <w:p>
-      <w:pPr>
-        <w:spacing w:before="0" w:after="120" w:line="276" w:lineRule="auto"/>
-      </w:pPr>
-      <w:r>
-        <w:rPr>
-          <w:rFonts w:ascii="Calibri" w:hAnsi="Calibri"/>
-          <w:color w:val="1E293B"/>
-          <w:sz w:val="20"/>
-        </w:rPr>
-        <w:t>PROJECT: Digital Redesign &amp; Client Intake Overhaul</w:t>
-      </w:r>
-    </w:p>
-    <w:p>
-      <w:pPr>
-        <w:spacing w:before="0" w:after="120" w:line="276" w:lineRule="auto"/>
-      </w:pPr>
-      <w:r>
-        <w:rPr>
-          <w:rFonts w:ascii="Calibri" w:hAnsi="Calibri"/>
-          <w:color w:val="1E293B"/>
-          <w:sz w:val="20"/>
-        </w:rPr>
-        <w:t>DOCUMENT VERSION: 3.2 Final Approved Production Master</w:t>
-      </w:r>
-    </w:p>
-    <w:p>
-      <w:pPr>
-        <w:spacing w:before="0" w:after="120" w:line="276" w:lineRule="auto"/>
-      </w:pPr>
-      <w:r>
-        <w:rPr>
-          <w:rFonts w:ascii="Calibri" w:hAnsi="Calibri"/>
-          <w:color w:val="1E293B"/>
-          <w:sz w:val="20"/>
-        </w:rPr>
-        <w:t>DATE: October 2026</w:t>
-      </w:r>
-    </w:p>
-    <w:p>
-      <w:r>
-        <w:br w:type="page"/>
+        <w:t>Studio Brown — 3-Page Website Copy Deck (Final Production Master)</w:t>
       </w:r>
     </w:p>
     <w:p>
@@ -85,7 +28,7 @@
           <w:color w:val="0F172A"/>
           <w:sz w:val="26"/>
         </w:rPr>
-        <w:t>HOMEPAGE MASTER COPY DECK</w:t>
+        <w:t>PAGE 1: HOMEPAGE MASTER COPY</w:t>
       </w:r>
     </w:p>
     <w:p>
@@ -98,7 +41,7 @@
           <w:color w:val="1E293B"/>
           <w:sz w:val="20"/>
         </w:rPr>
-        <w:t>1. Header Navigation</w:t>
+        <w:t>NAVIGATION BAR: Home · Portfolio · Services &amp; Packages · Studio Experience · Reserve Studio</w:t>
       </w:r>
     </w:p>
     <w:p>
@@ -111,7 +54,7 @@
           <w:color w:val="1E293B"/>
           <w:sz w:val="20"/>
         </w:rPr>
-        <w:t>Brand: Studio Brown · Austin</w:t>
+        <w:t>HERO BADGE: East Austin · Natural Light Studio</w:t>
       </w:r>
     </w:p>
     <w:p>
@@ -124,7 +67,7 @@
           <w:color w:val="1E293B"/>
           <w:sz w:val="20"/>
         </w:rPr>
-        <w:t>Menu: Portfolio · Studio Experience · Investment &amp; Packages · The Journal · Reserve Studio</w:t>
+        <w:t>HERO HEADLINE: Editorial portraits &amp; brand campaigns that feel authentic, modern, and enduring.</w:t>
       </w:r>
     </w:p>
     <w:p>
@@ -137,7 +80,7 @@
           <w:color w:val="1E293B"/>
           <w:sz w:val="20"/>
         </w:rPr>
-        <w:t>2. Hero Presentation</w:t>
+        <w:t>HERO SUBHEAD: Specializing in commercial brand lookbooks, executive editorial profiles, and intimate creative portraiture. Based in East Austin with worldwide travel availability.</w:t>
       </w:r>
     </w:p>
     <w:p>
@@ -150,7 +93,7 @@
           <w:color w:val="1E293B"/>
           <w:sz w:val="20"/>
         </w:rPr>
-        <w:t>Category Badge: East Austin · Natural Light Warehouse Studio</w:t>
+        <w:t>HERO CALL-TO-ACTION BUTTONS: Primary: [Check Studio Availability] · Secondary: [Explore 2026 Rates]</w:t>
       </w:r>
     </w:p>
     <w:p>
@@ -163,7 +106,7 @@
           <w:color w:val="1E293B"/>
           <w:sz w:val="20"/>
         </w:rPr>
-        <w:t>Primary Headline: Editorial portraits &amp; commercial brand lookbooks crafted with timeless quiet elegance.</w:t>
+        <w:t>CLIENT TRUST STRIP: Featured in Austin Monthly · Kinfolk Magazine · Rangefinder Award Winner · Architectural Digest Features</w:t>
       </w:r>
     </w:p>
     <w:p>
@@ -176,7 +119,7 @@
           <w:color w:val="1E293B"/>
           <w:sz w:val="20"/>
         </w:rPr>
-        <w:t>Narrative Lead: Specializing in founder profiles, apparel lookbooks, and intimate editorial portraiture. We believe the most compelling images happen in the spaces between poses—where authentic character emerges naturally under soft north-facing daylight.</w:t>
+        <w:t>STUDIO PHILOSOPHY: Photography that prioritizes genuine connection, understated elegance, and natural light. We believe the most compelling images happen in the quiet moments between poses—when authentic character emerges effortlessly. Our 1,800 sq ft East Austin studio features floor-to-ceiling north-facing warehouse windows, curated mid-century seating, and textured plaster backdrops designed for timeless visual narratives.</w:t>
       </w:r>
     </w:p>
     <w:p>
@@ -189,7 +132,7 @@
           <w:color w:val="1E293B"/>
           <w:sz w:val="20"/>
         </w:rPr>
-        <w:t>Call-to-Action Controls: Primary: [Reserve Studio Session] · Secondary: [Explore 2026 Rates &amp; Tiers]</w:t>
+        <w:t>PORTFOLIO SECTORS: 01 Commercial Lookbooks · 02 Executive &amp; Editorial Profiles · 03 Intimate Creative Portraiture · 04 Architectural &amp; Interior Spaces</w:t>
       </w:r>
     </w:p>
     <w:p>
@@ -202,211 +145,7 @@
           <w:color w:val="1E293B"/>
           <w:sz w:val="20"/>
         </w:rPr>
-        <w:t>3. Studio Accreditations &amp; Editorial Trust Strip</w:t>
-      </w:r>
-    </w:p>
-    <w:p>
-      <w:pPr>
-        <w:spacing w:before="0" w:after="120" w:line="276" w:lineRule="auto"/>
-      </w:pPr>
-      <w:r>
-        <w:rPr>
-          <w:rFonts w:ascii="Calibri" w:hAnsi="Calibri"/>
-          <w:color w:val="1E293B"/>
-          <w:sz w:val="20"/>
-        </w:rPr>
-        <w:t>Selected Features &amp; Awards: Rangefinder Portrait Award Winner · Architectural Digest Features · Kinfolk Magazine · Austin Monthly Best Studio 2025 · Texas Monthly Editorial Contributor.</w:t>
-      </w:r>
-    </w:p>
-    <w:p>
-      <w:pPr>
-        <w:spacing w:before="0" w:after="120" w:line="276" w:lineRule="auto"/>
-      </w:pPr>
-      <w:r>
-        <w:rPr>
-          <w:rFonts w:ascii="Calibri" w:hAnsi="Calibri"/>
-          <w:color w:val="1E293B"/>
-          <w:sz w:val="20"/>
-        </w:rPr>
-        <w:t>4. The Studio Brown Creative Philosophy</w:t>
-      </w:r>
-    </w:p>
-    <w:p>
-      <w:pPr>
-        <w:spacing w:before="0" w:after="120" w:line="276" w:lineRule="auto"/>
-      </w:pPr>
-      <w:r>
-        <w:rPr>
-          <w:rFonts w:ascii="Calibri" w:hAnsi="Calibri"/>
-          <w:color w:val="1E293B"/>
-          <w:sz w:val="20"/>
-        </w:rPr>
-        <w:t>Every commission begins with conversation, not camera equipment. Our 1,800 square foot East Austin warehouse studio features 16-foot exposed timber ceilings, whitewashed brick, floor-to-ceiling industrial north windows, and custom lime-wash backdrops imported from France.</w:t>
-      </w:r>
-    </w:p>
-    <w:p>
-      <w:pPr>
-        <w:spacing w:before="0" w:after="120" w:line="276" w:lineRule="auto"/>
-      </w:pPr>
-      <w:r>
-        <w:rPr>
-          <w:rFonts w:ascii="Calibri" w:hAnsi="Calibri"/>
-          <w:color w:val="1E293B"/>
-          <w:sz w:val="20"/>
-        </w:rPr>
-        <w:t>We reject sterile flash setups and formulaic corporate posing. Whether capturing a fashion label's seasonal campaign or an intimate personal legacy portrait, our sessions are unhurried, collaborative, and grounded in authentic human presence.</w:t>
-      </w:r>
-    </w:p>
-    <w:p>
-      <w:pPr>
-        <w:spacing w:before="0" w:after="120" w:line="276" w:lineRule="auto"/>
-      </w:pPr>
-      <w:r>
-        <w:rPr>
-          <w:rFonts w:ascii="Calibri" w:hAnsi="Calibri"/>
-          <w:color w:val="1E293B"/>
-          <w:sz w:val="20"/>
-        </w:rPr>
-        <w:t>5. Core Portfolio Sectors</w:t>
-      </w:r>
-    </w:p>
-    <w:p>
-      <w:pPr>
-        <w:pStyle w:val="ListBullet"/>
-        <w:spacing w:before="0" w:after="60" w:line="276" w:lineRule="auto"/>
-      </w:pPr>
-      <w:r>
-        <w:rPr>
-          <w:rFonts w:ascii="Calibri" w:hAnsi="Calibri"/>
-          <w:color w:val="1E293B"/>
-          <w:sz w:val="20"/>
-        </w:rPr>
-        <w:t>Commercial Brand Campaigns: Lookbooks, e-commerce hero assets, and lifestyle product narratives for ethical apparel, home goods, and beauty brands.</w:t>
-      </w:r>
-    </w:p>
-    <w:p>
-      <w:pPr>
-        <w:pStyle w:val="ListBullet"/>
-        <w:spacing w:before="0" w:after="60" w:line="276" w:lineRule="auto"/>
-      </w:pPr>
-      <w:r>
-        <w:rPr>
-          <w:rFonts w:ascii="Calibri" w:hAnsi="Calibri"/>
-          <w:color w:val="1E293B"/>
-          <w:sz w:val="20"/>
-        </w:rPr>
-        <w:t>Founder &amp; Executive Profiles: Distinctive editorial portraiture for authors, venture leaders, designers, and cultural figures seeking images with personality and gravitas.</w:t>
-      </w:r>
-    </w:p>
-    <w:p>
-      <w:pPr>
-        <w:pStyle w:val="ListBullet"/>
-        <w:spacing w:before="0" w:after="60" w:line="276" w:lineRule="auto"/>
-      </w:pPr>
-      <w:r>
-        <w:rPr>
-          <w:rFonts w:ascii="Calibri" w:hAnsi="Calibri"/>
-          <w:color w:val="1E293B"/>
-          <w:sz w:val="20"/>
-        </w:rPr>
-        <w:t>Intimate Creative Portraiture: Fine-art personal sittings celebrating life transitions, motherhood, artistic retrospectives, and partnership milestones.</w:t>
-      </w:r>
-    </w:p>
-    <w:p>
-      <w:pPr>
-        <w:pStyle w:val="ListBullet"/>
-        <w:spacing w:before="0" w:after="60" w:line="276" w:lineRule="auto"/>
-      </w:pPr>
-      <w:r>
-        <w:rPr>
-          <w:rFonts w:ascii="Calibri" w:hAnsi="Calibri"/>
-          <w:color w:val="1E293B"/>
-          <w:sz w:val="20"/>
-        </w:rPr>
-        <w:t>Architectural &amp; Interior Narratives: Visual stories for boutique hotels, bespoke residential architects, and design studios.</w:t>
-      </w:r>
-    </w:p>
-    <w:p>
-      <w:pPr>
-        <w:spacing w:before="0" w:after="120" w:line="276" w:lineRule="auto"/>
-      </w:pPr>
-      <w:r>
-        <w:rPr>
-          <w:rFonts w:ascii="Calibri" w:hAnsi="Calibri"/>
-          <w:color w:val="1E293B"/>
-          <w:sz w:val="20"/>
-        </w:rPr>
-        <w:t>6. Selected Client Testimonials</w:t>
-      </w:r>
-    </w:p>
-    <w:p>
-      <w:pPr>
-        <w:spacing w:before="0" w:after="120" w:line="276" w:lineRule="auto"/>
-      </w:pPr>
-      <w:r>
-        <w:rPr>
-          <w:rFonts w:ascii="Calibri" w:hAnsi="Calibri"/>
-          <w:color w:val="1E293B"/>
-          <w:sz w:val="20"/>
-        </w:rPr>
-        <w:t>“Working with Audrey was the easiest commercial shoot our creative agency had all year. Zero awkward posing, immaculate natural daylight, and our private proofing gallery arrived three days ahead of deadline. The photographs anchored our entire fall rebrand.” — Sarah Lindqvist, Creative Director, Kinship Goods</w:t>
-      </w:r>
-    </w:p>
-    <w:p>
-      <w:pPr>
-        <w:spacing w:before="0" w:after="120" w:line="276" w:lineRule="auto"/>
-      </w:pPr>
-      <w:r>
-        <w:rPr>
-          <w:rFonts w:ascii="Calibri" w:hAnsi="Calibri"/>
-          <w:color w:val="1E293B"/>
-          <w:sz w:val="20"/>
-        </w:rPr>
-        <w:t>“I have historically hated having my photo taken. Audrey created an atmosphere in her studio that felt like catching up with an old friend over espresso. The resulting portraits made the cover of Austin Business Journal and felt completely like me.” — Marcus Vance, Managing Partner, Hill Country Capital</w:t>
-      </w:r>
-    </w:p>
-    <w:p>
-      <w:pPr>
-        <w:spacing w:before="0" w:after="120" w:line="276" w:lineRule="auto"/>
-      </w:pPr>
-      <w:r>
-        <w:rPr>
-          <w:rFonts w:ascii="Calibri" w:hAnsi="Calibri"/>
-          <w:color w:val="1E293B"/>
-          <w:sz w:val="20"/>
-        </w:rPr>
-        <w:t>7. Studio Location &amp; Visits</w:t>
-      </w:r>
-    </w:p>
-    <w:p>
-      <w:pPr>
-        <w:spacing w:before="0" w:after="120" w:line="276" w:lineRule="auto"/>
-      </w:pPr>
-      <w:r>
-        <w:rPr>
-          <w:rFonts w:ascii="Calibri" w:hAnsi="Calibri"/>
-          <w:color w:val="1E293B"/>
-          <w:sz w:val="20"/>
-        </w:rPr>
-        <w:t>Studio Address: 1401 E 4th Street, Studio 204, Austin, Texas 78702</w:t>
-      </w:r>
-    </w:p>
-    <w:p>
-      <w:pPr>
-        <w:spacing w:before="0" w:after="120" w:line="276" w:lineRule="auto"/>
-      </w:pPr>
-      <w:r>
-        <w:rPr>
-          <w:rFonts w:ascii="Calibri" w:hAnsi="Calibri"/>
-          <w:color w:val="1E293B"/>
-          <w:sz w:val="20"/>
-        </w:rPr>
-        <w:t>Hours: Monday through Friday, 9:00 AM to 4:00 PM (optimal natural window daylight hours). Available for worldwide commercial travel upon request.</w:t>
-      </w:r>
-    </w:p>
-    <w:p>
-      <w:r>
-        <w:br w:type="page"/>
+        <w:t>CLIENT TESTIMONIAL: 'Working with Audrey was the easiest commercial shoot our creative agency had all year. Zero awkward posing, immaculate natural window lighting, and our gallery arrived 3 days ahead of schedule.' — Sarah L., Creative Director, Kinship Goods</w:t>
       </w:r>
     </w:p>
     <w:p>
@@ -421,7 +160,7 @@
           <w:color w:val="0F172A"/>
           <w:sz w:val="26"/>
         </w:rPr>
-        <w:t>SERVICES &amp; CURATED SESSION INVESTMENT TIERS</w:t>
+        <w:t>FREQUENTLY ASKED QUESTIONS (FAQS):</w:t>
       </w:r>
     </w:p>
     <w:p>
@@ -434,785 +173,7 @@
           <w:color w:val="1E293B"/>
           <w:sz w:val="20"/>
         </w:rPr>
-        <w:t>Every studio session includes private rental of our 1,800 sq ft East Austin space, high-resolution master delivery, private online proofing gallery with permanent cloud backup, and comprehensive commercial/personal licensing.</w:t>
-      </w:r>
-    </w:p>
-    <w:tbl>
-      <w:tblPr>
-        <w:tblW w:type="auto" w:w="0"/>
-        <w:jc w:val="center"/>
-        <w:tblLayout w:type="autofit"/>
-        <w:tblLook w:firstColumn="1" w:firstRow="1" w:lastColumn="0" w:lastRow="0" w:noHBand="0" w:noVBand="1" w:val="04A0"/>
-      </w:tblPr>
-      <w:tblGrid>
-        <w:gridCol w:w="1337"/>
-        <w:gridCol w:w="1337"/>
-        <w:gridCol w:w="1337"/>
-        <w:gridCol w:w="1337"/>
-        <w:gridCol w:w="1337"/>
-        <w:gridCol w:w="1337"/>
-        <w:gridCol w:w="1337"/>
-      </w:tblGrid>
-      <w:tr>
-        <w:tc>
-          <w:tcPr>
-            <w:tcW w:type="dxa" w:w="1337"/>
-            <w:shd w:fill="0F172A"/>
-            <w:tcBorders>
-              <w:top w:val="single" w:sz="4" w:space="0" w:color="CBD5E1"/>
-              <w:left w:val="none"/>
-              <w:bottom w:val="single" w:sz="4" w:space="0" w:color="CBD5E1"/>
-              <w:right w:val="none"/>
-            </w:tcBorders>
-          </w:tcPr>
-          <w:p>
-            <w:pPr>
-              <w:spacing w:before="80" w:after="80"/>
-              <w:jc w:val="center"/>
-            </w:pPr>
-            <w:r>
-              <w:rPr>
-                <w:rFonts w:ascii="Calibri" w:hAnsi="Calibri"/>
-                <w:b/>
-                <w:color w:val="FFFFFF"/>
-                <w:sz w:val="19"/>
-              </w:rPr>
-              <w:t>Session Tier</w:t>
-            </w:r>
-          </w:p>
-        </w:tc>
-        <w:tc>
-          <w:tcPr>
-            <w:tcW w:type="dxa" w:w="1337"/>
-            <w:shd w:fill="0F172A"/>
-            <w:tcBorders>
-              <w:top w:val="single" w:sz="4" w:space="0" w:color="CBD5E1"/>
-              <w:left w:val="none"/>
-              <w:bottom w:val="single" w:sz="4" w:space="0" w:color="CBD5E1"/>
-              <w:right w:val="none"/>
-            </w:tcBorders>
-          </w:tcPr>
-          <w:p>
-            <w:pPr>
-              <w:spacing w:before="80" w:after="80"/>
-              <w:jc w:val="center"/>
-            </w:pPr>
-            <w:r>
-              <w:rPr>
-                <w:rFonts w:ascii="Calibri" w:hAnsi="Calibri"/>
-                <w:b/>
-                <w:color w:val="FFFFFF"/>
-                <w:sz w:val="19"/>
-              </w:rPr>
-              <w:t>Duration</w:t>
-            </w:r>
-          </w:p>
-        </w:tc>
-        <w:tc>
-          <w:tcPr>
-            <w:tcW w:type="dxa" w:w="1337"/>
-            <w:shd w:fill="0F172A"/>
-            <w:tcBorders>
-              <w:top w:val="single" w:sz="4" w:space="0" w:color="CBD5E1"/>
-              <w:left w:val="none"/>
-              <w:bottom w:val="single" w:sz="4" w:space="0" w:color="CBD5E1"/>
-              <w:right w:val="none"/>
-            </w:tcBorders>
-          </w:tcPr>
-          <w:p>
-            <w:pPr>
-              <w:spacing w:before="80" w:after="80"/>
-              <w:jc w:val="center"/>
-            </w:pPr>
-            <w:r>
-              <w:rPr>
-                <w:rFonts w:ascii="Calibri" w:hAnsi="Calibri"/>
-                <w:b/>
-                <w:color w:val="FFFFFF"/>
-                <w:sz w:val="19"/>
-              </w:rPr>
-              <w:t>Retouched Selects</w:t>
-            </w:r>
-          </w:p>
-        </w:tc>
-        <w:tc>
-          <w:tcPr>
-            <w:tcW w:type="dxa" w:w="1337"/>
-            <w:shd w:fill="0F172A"/>
-            <w:tcBorders>
-              <w:top w:val="single" w:sz="4" w:space="0" w:color="CBD5E1"/>
-              <w:left w:val="none"/>
-              <w:bottom w:val="single" w:sz="4" w:space="0" w:color="CBD5E1"/>
-              <w:right w:val="none"/>
-            </w:tcBorders>
-          </w:tcPr>
-          <w:p>
-            <w:pPr>
-              <w:spacing w:before="80" w:after="80"/>
-              <w:jc w:val="center"/>
-            </w:pPr>
-            <w:r>
-              <w:rPr>
-                <w:rFonts w:ascii="Calibri" w:hAnsi="Calibri"/>
-                <w:b/>
-                <w:color w:val="FFFFFF"/>
-                <w:sz w:val="19"/>
-              </w:rPr>
-              <w:t>Wardrobe Looks</w:t>
-            </w:r>
-          </w:p>
-        </w:tc>
-        <w:tc>
-          <w:tcPr>
-            <w:tcW w:type="dxa" w:w="1337"/>
-            <w:shd w:fill="0F172A"/>
-            <w:tcBorders>
-              <w:top w:val="single" w:sz="4" w:space="0" w:color="CBD5E1"/>
-              <w:left w:val="none"/>
-              <w:bottom w:val="single" w:sz="4" w:space="0" w:color="CBD5E1"/>
-              <w:right w:val="none"/>
-            </w:tcBorders>
-          </w:tcPr>
-          <w:p>
-            <w:pPr>
-              <w:spacing w:before="80" w:after="80"/>
-              <w:jc w:val="center"/>
-            </w:pPr>
-            <w:r>
-              <w:rPr>
-                <w:rFonts w:ascii="Calibri" w:hAnsi="Calibri"/>
-                <w:b/>
-                <w:color w:val="FFFFFF"/>
-                <w:sz w:val="19"/>
-              </w:rPr>
-              <w:t>Licensing Rights</w:t>
-            </w:r>
-          </w:p>
-        </w:tc>
-        <w:tc>
-          <w:tcPr>
-            <w:tcW w:type="dxa" w:w="1337"/>
-            <w:shd w:fill="0F172A"/>
-            <w:tcBorders>
-              <w:top w:val="single" w:sz="4" w:space="0" w:color="CBD5E1"/>
-              <w:left w:val="none"/>
-              <w:bottom w:val="single" w:sz="4" w:space="0" w:color="CBD5E1"/>
-              <w:right w:val="none"/>
-            </w:tcBorders>
-          </w:tcPr>
-          <w:p>
-            <w:pPr>
-              <w:spacing w:before="80" w:after="80"/>
-              <w:jc w:val="center"/>
-            </w:pPr>
-            <w:r>
-              <w:rPr>
-                <w:rFonts w:ascii="Calibri" w:hAnsi="Calibri"/>
-                <w:b/>
-                <w:color w:val="FFFFFF"/>
-                <w:sz w:val="19"/>
-              </w:rPr>
-              <w:t>Delivery Turnaround</w:t>
-            </w:r>
-          </w:p>
-        </w:tc>
-        <w:tc>
-          <w:tcPr>
-            <w:tcW w:type="dxa" w:w="1337"/>
-            <w:shd w:fill="0F172A"/>
-            <w:tcBorders>
-              <w:top w:val="single" w:sz="4" w:space="0" w:color="CBD5E1"/>
-              <w:left w:val="none"/>
-              <w:bottom w:val="single" w:sz="4" w:space="0" w:color="CBD5E1"/>
-              <w:right w:val="none"/>
-            </w:tcBorders>
-          </w:tcPr>
-          <w:p>
-            <w:pPr>
-              <w:spacing w:before="80" w:after="80"/>
-              <w:jc w:val="center"/>
-            </w:pPr>
-            <w:r>
-              <w:rPr>
-                <w:rFonts w:ascii="Calibri" w:hAnsi="Calibri"/>
-                <w:b/>
-                <w:color w:val="FFFFFF"/>
-                <w:sz w:val="19"/>
-              </w:rPr>
-              <w:t>Flat Investment</w:t>
-            </w:r>
-          </w:p>
-        </w:tc>
-      </w:tr>
-      <w:tr>
-        <w:tc>
-          <w:tcPr>
-            <w:tcW w:type="dxa" w:w="1337"/>
-            <w:shd w:fill="F8FAFC"/>
-            <w:tcBorders>
-              <w:top w:val="single" w:sz="4" w:space="0" w:color="CBD5E1"/>
-              <w:left w:val="none"/>
-              <w:bottom w:val="single" w:sz="4" w:space="0" w:color="CBD5E1"/>
-              <w:right w:val="none"/>
-            </w:tcBorders>
-          </w:tcPr>
-          <w:p>
-            <w:pPr>
-              <w:spacing w:before="80" w:after="80"/>
-              <w:jc w:val="left"/>
-            </w:pPr>
-            <w:r>
-              <w:rPr>
-                <w:rFonts w:ascii="Calibri" w:hAnsi="Calibri"/>
-                <w:color w:val="1E293B"/>
-                <w:sz w:val="18"/>
-              </w:rPr>
-              <w:t>Essential Portrait</w:t>
-            </w:r>
-          </w:p>
-        </w:tc>
-        <w:tc>
-          <w:tcPr>
-            <w:tcW w:type="dxa" w:w="1337"/>
-            <w:shd w:fill="F8FAFC"/>
-            <w:tcBorders>
-              <w:top w:val="single" w:sz="4" w:space="0" w:color="CBD5E1"/>
-              <w:left w:val="none"/>
-              <w:bottom w:val="single" w:sz="4" w:space="0" w:color="CBD5E1"/>
-              <w:right w:val="none"/>
-            </w:tcBorders>
-          </w:tcPr>
-          <w:p>
-            <w:pPr>
-              <w:spacing w:before="80" w:after="80"/>
-              <w:jc w:val="left"/>
-            </w:pPr>
-            <w:r>
-              <w:rPr>
-                <w:rFonts w:ascii="Calibri" w:hAnsi="Calibri"/>
-                <w:color w:val="1E293B"/>
-                <w:sz w:val="18"/>
-              </w:rPr>
-              <w:t>60 Minutes</w:t>
-            </w:r>
-          </w:p>
-        </w:tc>
-        <w:tc>
-          <w:tcPr>
-            <w:tcW w:type="dxa" w:w="1337"/>
-            <w:shd w:fill="F8FAFC"/>
-            <w:tcBorders>
-              <w:top w:val="single" w:sz="4" w:space="0" w:color="CBD5E1"/>
-              <w:left w:val="none"/>
-              <w:bottom w:val="single" w:sz="4" w:space="0" w:color="CBD5E1"/>
-              <w:right w:val="none"/>
-            </w:tcBorders>
-          </w:tcPr>
-          <w:p>
-            <w:pPr>
-              <w:spacing w:before="80" w:after="80"/>
-              <w:jc w:val="left"/>
-            </w:pPr>
-            <w:r>
-              <w:rPr>
-                <w:rFonts w:ascii="Calibri" w:hAnsi="Calibri"/>
-                <w:color w:val="1E293B"/>
-                <w:sz w:val="18"/>
-              </w:rPr>
-              <w:t>15 Masters</w:t>
-            </w:r>
-          </w:p>
-        </w:tc>
-        <w:tc>
-          <w:tcPr>
-            <w:tcW w:type="dxa" w:w="1337"/>
-            <w:shd w:fill="F8FAFC"/>
-            <w:tcBorders>
-              <w:top w:val="single" w:sz="4" w:space="0" w:color="CBD5E1"/>
-              <w:left w:val="none"/>
-              <w:bottom w:val="single" w:sz="4" w:space="0" w:color="CBD5E1"/>
-              <w:right w:val="none"/>
-            </w:tcBorders>
-          </w:tcPr>
-          <w:p>
-            <w:pPr>
-              <w:spacing w:before="80" w:after="80"/>
-              <w:jc w:val="left"/>
-            </w:pPr>
-            <w:r>
-              <w:rPr>
-                <w:rFonts w:ascii="Calibri" w:hAnsi="Calibri"/>
-                <w:color w:val="1E293B"/>
-                <w:sz w:val="18"/>
-              </w:rPr>
-              <w:t>1 Look</w:t>
-            </w:r>
-          </w:p>
-        </w:tc>
-        <w:tc>
-          <w:tcPr>
-            <w:tcW w:type="dxa" w:w="1337"/>
-            <w:shd w:fill="F8FAFC"/>
-            <w:tcBorders>
-              <w:top w:val="single" w:sz="4" w:space="0" w:color="CBD5E1"/>
-              <w:left w:val="none"/>
-              <w:bottom w:val="single" w:sz="4" w:space="0" w:color="CBD5E1"/>
-              <w:right w:val="none"/>
-            </w:tcBorders>
-          </w:tcPr>
-          <w:p>
-            <w:pPr>
-              <w:spacing w:before="80" w:after="80"/>
-              <w:jc w:val="left"/>
-            </w:pPr>
-            <w:r>
-              <w:rPr>
-                <w:rFonts w:ascii="Calibri" w:hAnsi="Calibri"/>
-                <w:color w:val="1E293B"/>
-                <w:sz w:val="18"/>
-              </w:rPr>
-              <w:t>Personal &amp; Editorial</w:t>
-            </w:r>
-          </w:p>
-        </w:tc>
-        <w:tc>
-          <w:tcPr>
-            <w:tcW w:type="dxa" w:w="1337"/>
-            <w:shd w:fill="F8FAFC"/>
-            <w:tcBorders>
-              <w:top w:val="single" w:sz="4" w:space="0" w:color="CBD5E1"/>
-              <w:left w:val="none"/>
-              <w:bottom w:val="single" w:sz="4" w:space="0" w:color="CBD5E1"/>
-              <w:right w:val="none"/>
-            </w:tcBorders>
-          </w:tcPr>
-          <w:p>
-            <w:pPr>
-              <w:spacing w:before="80" w:after="80"/>
-              <w:jc w:val="left"/>
-            </w:pPr>
-            <w:r>
-              <w:rPr>
-                <w:rFonts w:ascii="Calibri" w:hAnsi="Calibri"/>
-                <w:color w:val="1E293B"/>
-                <w:sz w:val="18"/>
-              </w:rPr>
-              <w:t>7 Business Days</w:t>
-            </w:r>
-          </w:p>
-        </w:tc>
-        <w:tc>
-          <w:tcPr>
-            <w:tcW w:type="dxa" w:w="1337"/>
-            <w:shd w:fill="F8FAFC"/>
-            <w:tcBorders>
-              <w:top w:val="single" w:sz="4" w:space="0" w:color="CBD5E1"/>
-              <w:left w:val="none"/>
-              <w:bottom w:val="single" w:sz="4" w:space="0" w:color="CBD5E1"/>
-              <w:right w:val="none"/>
-            </w:tcBorders>
-          </w:tcPr>
-          <w:p>
-            <w:pPr>
-              <w:spacing w:before="80" w:after="80"/>
-              <w:jc w:val="left"/>
-            </w:pPr>
-            <w:r>
-              <w:rPr>
-                <w:rFonts w:ascii="Calibri" w:hAnsi="Calibri"/>
-                <w:color w:val="1E293B"/>
-                <w:sz w:val="18"/>
-              </w:rPr>
-              <w:t>$450 Flat</w:t>
-            </w:r>
-          </w:p>
-        </w:tc>
-      </w:tr>
-      <w:tr>
-        <w:tc>
-          <w:tcPr>
-            <w:tcW w:type="dxa" w:w="1337"/>
-            <w:shd w:fill="FFFFFF"/>
-            <w:tcBorders>
-              <w:top w:val="single" w:sz="4" w:space="0" w:color="CBD5E1"/>
-              <w:left w:val="none"/>
-              <w:bottom w:val="single" w:sz="4" w:space="0" w:color="CBD5E1"/>
-              <w:right w:val="none"/>
-            </w:tcBorders>
-          </w:tcPr>
-          <w:p>
-            <w:pPr>
-              <w:spacing w:before="80" w:after="80"/>
-              <w:jc w:val="left"/>
-            </w:pPr>
-            <w:r>
-              <w:rPr>
-                <w:rFonts w:ascii="Calibri" w:hAnsi="Calibri"/>
-                <w:color w:val="1E293B"/>
-                <w:sz w:val="18"/>
-              </w:rPr>
-              <w:t>Studio Signature</w:t>
-            </w:r>
-          </w:p>
-        </w:tc>
-        <w:tc>
-          <w:tcPr>
-            <w:tcW w:type="dxa" w:w="1337"/>
-            <w:shd w:fill="FFFFFF"/>
-            <w:tcBorders>
-              <w:top w:val="single" w:sz="4" w:space="0" w:color="CBD5E1"/>
-              <w:left w:val="none"/>
-              <w:bottom w:val="single" w:sz="4" w:space="0" w:color="CBD5E1"/>
-              <w:right w:val="none"/>
-            </w:tcBorders>
-          </w:tcPr>
-          <w:p>
-            <w:pPr>
-              <w:spacing w:before="80" w:after="80"/>
-              <w:jc w:val="left"/>
-            </w:pPr>
-            <w:r>
-              <w:rPr>
-                <w:rFonts w:ascii="Calibri" w:hAnsi="Calibri"/>
-                <w:color w:val="1E293B"/>
-                <w:sz w:val="18"/>
-              </w:rPr>
-              <w:t>2.5 Hours</w:t>
-            </w:r>
-          </w:p>
-        </w:tc>
-        <w:tc>
-          <w:tcPr>
-            <w:tcW w:type="dxa" w:w="1337"/>
-            <w:shd w:fill="FFFFFF"/>
-            <w:tcBorders>
-              <w:top w:val="single" w:sz="4" w:space="0" w:color="CBD5E1"/>
-              <w:left w:val="none"/>
-              <w:bottom w:val="single" w:sz="4" w:space="0" w:color="CBD5E1"/>
-              <w:right w:val="none"/>
-            </w:tcBorders>
-          </w:tcPr>
-          <w:p>
-            <w:pPr>
-              <w:spacing w:before="80" w:after="80"/>
-              <w:jc w:val="left"/>
-            </w:pPr>
-            <w:r>
-              <w:rPr>
-                <w:rFonts w:ascii="Calibri" w:hAnsi="Calibri"/>
-                <w:color w:val="1E293B"/>
-                <w:sz w:val="18"/>
-              </w:rPr>
-              <w:t>35 Masters</w:t>
-            </w:r>
-          </w:p>
-        </w:tc>
-        <w:tc>
-          <w:tcPr>
-            <w:tcW w:type="dxa" w:w="1337"/>
-            <w:shd w:fill="FFFFFF"/>
-            <w:tcBorders>
-              <w:top w:val="single" w:sz="4" w:space="0" w:color="CBD5E1"/>
-              <w:left w:val="none"/>
-              <w:bottom w:val="single" w:sz="4" w:space="0" w:color="CBD5E1"/>
-              <w:right w:val="none"/>
-            </w:tcBorders>
-          </w:tcPr>
-          <w:p>
-            <w:pPr>
-              <w:spacing w:before="80" w:after="80"/>
-              <w:jc w:val="left"/>
-            </w:pPr>
-            <w:r>
-              <w:rPr>
-                <w:rFonts w:ascii="Calibri" w:hAnsi="Calibri"/>
-                <w:color w:val="1E293B"/>
-                <w:sz w:val="18"/>
-              </w:rPr>
-              <w:t>Up to 3 Looks</w:t>
-            </w:r>
-          </w:p>
-        </w:tc>
-        <w:tc>
-          <w:tcPr>
-            <w:tcW w:type="dxa" w:w="1337"/>
-            <w:shd w:fill="FFFFFF"/>
-            <w:tcBorders>
-              <w:top w:val="single" w:sz="4" w:space="0" w:color="CBD5E1"/>
-              <w:left w:val="none"/>
-              <w:bottom w:val="single" w:sz="4" w:space="0" w:color="CBD5E1"/>
-              <w:right w:val="none"/>
-            </w:tcBorders>
-          </w:tcPr>
-          <w:p>
-            <w:pPr>
-              <w:spacing w:before="80" w:after="80"/>
-              <w:jc w:val="left"/>
-            </w:pPr>
-            <w:r>
-              <w:rPr>
-                <w:rFonts w:ascii="Calibri" w:hAnsi="Calibri"/>
-                <w:color w:val="1E293B"/>
-                <w:sz w:val="18"/>
-              </w:rPr>
-              <w:t>Full Commercial &amp; PR</w:t>
-            </w:r>
-          </w:p>
-        </w:tc>
-        <w:tc>
-          <w:tcPr>
-            <w:tcW w:type="dxa" w:w="1337"/>
-            <w:shd w:fill="FFFFFF"/>
-            <w:tcBorders>
-              <w:top w:val="single" w:sz="4" w:space="0" w:color="CBD5E1"/>
-              <w:left w:val="none"/>
-              <w:bottom w:val="single" w:sz="4" w:space="0" w:color="CBD5E1"/>
-              <w:right w:val="none"/>
-            </w:tcBorders>
-          </w:tcPr>
-          <w:p>
-            <w:pPr>
-              <w:spacing w:before="80" w:after="80"/>
-              <w:jc w:val="left"/>
-            </w:pPr>
-            <w:r>
-              <w:rPr>
-                <w:rFonts w:ascii="Calibri" w:hAnsi="Calibri"/>
-                <w:color w:val="1E293B"/>
-                <w:sz w:val="18"/>
-              </w:rPr>
-              <w:t>5 Business Days</w:t>
-            </w:r>
-          </w:p>
-        </w:tc>
-        <w:tc>
-          <w:tcPr>
-            <w:tcW w:type="dxa" w:w="1337"/>
-            <w:shd w:fill="FFFFFF"/>
-            <w:tcBorders>
-              <w:top w:val="single" w:sz="4" w:space="0" w:color="CBD5E1"/>
-              <w:left w:val="none"/>
-              <w:bottom w:val="single" w:sz="4" w:space="0" w:color="CBD5E1"/>
-              <w:right w:val="none"/>
-            </w:tcBorders>
-          </w:tcPr>
-          <w:p>
-            <w:pPr>
-              <w:spacing w:before="80" w:after="80"/>
-              <w:jc w:val="left"/>
-            </w:pPr>
-            <w:r>
-              <w:rPr>
-                <w:rFonts w:ascii="Calibri" w:hAnsi="Calibri"/>
-                <w:color w:val="1E293B"/>
-                <w:sz w:val="18"/>
-              </w:rPr>
-              <w:t>$950 Flat</w:t>
-            </w:r>
-          </w:p>
-        </w:tc>
-      </w:tr>
-      <w:tr>
-        <w:tc>
-          <w:tcPr>
-            <w:tcW w:type="dxa" w:w="1337"/>
-            <w:shd w:fill="F8FAFC"/>
-            <w:tcBorders>
-              <w:top w:val="single" w:sz="4" w:space="0" w:color="CBD5E1"/>
-              <w:left w:val="none"/>
-              <w:bottom w:val="single" w:sz="4" w:space="0" w:color="CBD5E1"/>
-              <w:right w:val="none"/>
-            </w:tcBorders>
-          </w:tcPr>
-          <w:p>
-            <w:pPr>
-              <w:spacing w:before="80" w:after="80"/>
-              <w:jc w:val="left"/>
-            </w:pPr>
-            <w:r>
-              <w:rPr>
-                <w:rFonts w:ascii="Calibri" w:hAnsi="Calibri"/>
-                <w:color w:val="1E293B"/>
-                <w:sz w:val="18"/>
-              </w:rPr>
-              <w:t>Full-Day Campaign</w:t>
-            </w:r>
-          </w:p>
-        </w:tc>
-        <w:tc>
-          <w:tcPr>
-            <w:tcW w:type="dxa" w:w="1337"/>
-            <w:shd w:fill="F8FAFC"/>
-            <w:tcBorders>
-              <w:top w:val="single" w:sz="4" w:space="0" w:color="CBD5E1"/>
-              <w:left w:val="none"/>
-              <w:bottom w:val="single" w:sz="4" w:space="0" w:color="CBD5E1"/>
-              <w:right w:val="none"/>
-            </w:tcBorders>
-          </w:tcPr>
-          <w:p>
-            <w:pPr>
-              <w:spacing w:before="80" w:after="80"/>
-              <w:jc w:val="left"/>
-            </w:pPr>
-            <w:r>
-              <w:rPr>
-                <w:rFonts w:ascii="Calibri" w:hAnsi="Calibri"/>
-                <w:color w:val="1E293B"/>
-                <w:sz w:val="18"/>
-              </w:rPr>
-              <w:t>6.0 Hours</w:t>
-            </w:r>
-          </w:p>
-        </w:tc>
-        <w:tc>
-          <w:tcPr>
-            <w:tcW w:type="dxa" w:w="1337"/>
-            <w:shd w:fill="F8FAFC"/>
-            <w:tcBorders>
-              <w:top w:val="single" w:sz="4" w:space="0" w:color="CBD5E1"/>
-              <w:left w:val="none"/>
-              <w:bottom w:val="single" w:sz="4" w:space="0" w:color="CBD5E1"/>
-              <w:right w:val="none"/>
-            </w:tcBorders>
-          </w:tcPr>
-          <w:p>
-            <w:pPr>
-              <w:spacing w:before="80" w:after="80"/>
-              <w:jc w:val="left"/>
-            </w:pPr>
-            <w:r>
-              <w:rPr>
-                <w:rFonts w:ascii="Calibri" w:hAnsi="Calibri"/>
-                <w:color w:val="1E293B"/>
-                <w:sz w:val="18"/>
-              </w:rPr>
-              <w:t>75 Masters</w:t>
-            </w:r>
-          </w:p>
-        </w:tc>
-        <w:tc>
-          <w:tcPr>
-            <w:tcW w:type="dxa" w:w="1337"/>
-            <w:shd w:fill="F8FAFC"/>
-            <w:tcBorders>
-              <w:top w:val="single" w:sz="4" w:space="0" w:color="CBD5E1"/>
-              <w:left w:val="none"/>
-              <w:bottom w:val="single" w:sz="4" w:space="0" w:color="CBD5E1"/>
-              <w:right w:val="none"/>
-            </w:tcBorders>
-          </w:tcPr>
-          <w:p>
-            <w:pPr>
-              <w:spacing w:before="80" w:after="80"/>
-              <w:jc w:val="left"/>
-            </w:pPr>
-            <w:r>
-              <w:rPr>
-                <w:rFonts w:ascii="Calibri" w:hAnsi="Calibri"/>
-                <w:color w:val="1E293B"/>
-                <w:sz w:val="18"/>
-              </w:rPr>
-              <w:t>Unlimited Looks</w:t>
-            </w:r>
-          </w:p>
-        </w:tc>
-        <w:tc>
-          <w:tcPr>
-            <w:tcW w:type="dxa" w:w="1337"/>
-            <w:shd w:fill="F8FAFC"/>
-            <w:tcBorders>
-              <w:top w:val="single" w:sz="4" w:space="0" w:color="CBD5E1"/>
-              <w:left w:val="none"/>
-              <w:bottom w:val="single" w:sz="4" w:space="0" w:color="CBD5E1"/>
-              <w:right w:val="none"/>
-            </w:tcBorders>
-          </w:tcPr>
-          <w:p>
-            <w:pPr>
-              <w:spacing w:before="80" w:after="80"/>
-              <w:jc w:val="left"/>
-            </w:pPr>
-            <w:r>
-              <w:rPr>
-                <w:rFonts w:ascii="Calibri" w:hAnsi="Calibri"/>
-                <w:color w:val="1E293B"/>
-                <w:sz w:val="18"/>
-              </w:rPr>
-              <w:t>Global Advertising &amp; Buyout</w:t>
-            </w:r>
-          </w:p>
-        </w:tc>
-        <w:tc>
-          <w:tcPr>
-            <w:tcW w:type="dxa" w:w="1337"/>
-            <w:shd w:fill="F8FAFC"/>
-            <w:tcBorders>
-              <w:top w:val="single" w:sz="4" w:space="0" w:color="CBD5E1"/>
-              <w:left w:val="none"/>
-              <w:bottom w:val="single" w:sz="4" w:space="0" w:color="CBD5E1"/>
-              <w:right w:val="none"/>
-            </w:tcBorders>
-          </w:tcPr>
-          <w:p>
-            <w:pPr>
-              <w:spacing w:before="80" w:after="80"/>
-              <w:jc w:val="left"/>
-            </w:pPr>
-            <w:r>
-              <w:rPr>
-                <w:rFonts w:ascii="Calibri" w:hAnsi="Calibri"/>
-                <w:color w:val="1E293B"/>
-                <w:sz w:val="18"/>
-              </w:rPr>
-              <w:t>3 Business Days (Rush)</w:t>
-            </w:r>
-          </w:p>
-        </w:tc>
-        <w:tc>
-          <w:tcPr>
-            <w:tcW w:type="dxa" w:w="1337"/>
-            <w:shd w:fill="F8FAFC"/>
-            <w:tcBorders>
-              <w:top w:val="single" w:sz="4" w:space="0" w:color="CBD5E1"/>
-              <w:left w:val="none"/>
-              <w:bottom w:val="single" w:sz="4" w:space="0" w:color="CBD5E1"/>
-              <w:right w:val="none"/>
-            </w:tcBorders>
-          </w:tcPr>
-          <w:p>
-            <w:pPr>
-              <w:spacing w:before="80" w:after="80"/>
-              <w:jc w:val="left"/>
-            </w:pPr>
-            <w:r>
-              <w:rPr>
-                <w:rFonts w:ascii="Calibri" w:hAnsi="Calibri"/>
-                <w:color w:val="1E293B"/>
-                <w:sz w:val="18"/>
-              </w:rPr>
-              <w:t>$2,200 Flat</w:t>
-            </w:r>
-          </w:p>
-        </w:tc>
-      </w:tr>
-    </w:tbl>
-    <w:p>
-      <w:pPr>
-        <w:spacing w:before="0" w:after="160"/>
-      </w:pPr>
-    </w:p>
-    <w:p>
-      <w:pPr>
-        <w:spacing w:before="0" w:after="120" w:line="276" w:lineRule="auto"/>
-      </w:pPr>
-      <w:r>
-        <w:rPr>
-          <w:rFonts w:ascii="Calibri" w:hAnsi="Calibri"/>
-          <w:color w:val="1E293B"/>
-          <w:sz w:val="20"/>
-        </w:rPr>
-        <w:t>1. Tier 1: The Essential Session ($450 Flat)</w:t>
+        <w:t>Q: What should I wear to my studio session? A: We recommend neutral palettes, organic textures (linen, silk, cashmere, raw denim), and minimal logos. Upon booking, you will receive our comprehensive 12-page Studio Brown Styling &amp; Wardrobe Guide.</w:t>
       </w:r>
     </w:p>
     <w:p>
@@ -1225,21 +186,7 @@
           <w:color w:val="1E293B"/>
           <w:sz w:val="20"/>
         </w:rPr>
-        <w:t>Ideal for: Independent artists, founders, creative directors, and professionals seeking a sharp, editorial refresh for press kits, speaking bios, and digital portfolios.</w:t>
-      </w:r>
-    </w:p>
-    <w:p>
-      <w:pPr>
-        <w:pStyle w:val="ListBullet"/>
-        <w:spacing w:before="0" w:after="60" w:line="276" w:lineRule="auto"/>
-      </w:pPr>
-      <w:r>
-        <w:rPr>
-          <w:rFonts w:ascii="Calibri" w:hAnsi="Calibri"/>
-          <w:color w:val="1E293B"/>
-          <w:sz w:val="20"/>
-        </w:rPr>
-        <w:t>Inclusions: 60 minutes dedicated private studio time · 1 wardrobe look under natural north-facing window light · 15 hand-retouched, high-resolution master files · Full personal and editorial press release rights · Private digital proofing gallery delivered within 7 business days.</w:t>
+        <w:t>Q: How and when will I receive my images? A: Your private online proofing gallery is delivered within 5 to 7 business days. High-resolution master files include full print releases and commercial usage licensing.</w:t>
       </w:r>
     </w:p>
     <w:p>
@@ -1252,148 +199,7 @@
           <w:color w:val="1E293B"/>
           <w:sz w:val="20"/>
         </w:rPr>
-        <w:t>2. Tier 2: The Studio Signature ($950 Flat) — Most Popular Commission</w:t>
-      </w:r>
-    </w:p>
-    <w:p>
-      <w:pPr>
-        <w:spacing w:before="0" w:after="120" w:line="276" w:lineRule="auto"/>
-      </w:pPr>
-      <w:r>
-        <w:rPr>
-          <w:rFonts w:ascii="Calibri" w:hAnsi="Calibri"/>
-          <w:color w:val="1E293B"/>
-          <w:sz w:val="20"/>
-        </w:rPr>
-        <w:t>Ideal for: Executive portraiture, editorial book jacket covers, brand lookbooks, and comprehensive personal legacy narratives.</w:t>
-      </w:r>
-    </w:p>
-    <w:p>
-      <w:pPr>
-        <w:pStyle w:val="ListBullet"/>
-        <w:spacing w:before="0" w:after="60" w:line="276" w:lineRule="auto"/>
-      </w:pPr>
-      <w:r>
-        <w:rPr>
-          <w:rFonts w:ascii="Calibri" w:hAnsi="Calibri"/>
-          <w:color w:val="1E293B"/>
-          <w:sz w:val="20"/>
-        </w:rPr>
-        <w:t>Inclusions: 2.5 hours private studio access including our private courtyard space · Up to 3 distinct wardrobe looks and mood transitions · 35 hand-retouched, high-resolution master files · Commercial usage rights across websites, paid digital campaigns, and print collateral · Priority 5-business-day delivery turnaround · Full raw proof archive provided for client selection.</w:t>
-      </w:r>
-    </w:p>
-    <w:p>
-      <w:pPr>
-        <w:spacing w:before="0" w:after="120" w:line="276" w:lineRule="auto"/>
-      </w:pPr>
-      <w:r>
-        <w:rPr>
-          <w:rFonts w:ascii="Calibri" w:hAnsi="Calibri"/>
-          <w:color w:val="1E293B"/>
-          <w:sz w:val="20"/>
-        </w:rPr>
-        <w:t>3. Tier 3: The Full-Day Commercial Campaign ($2,200 Flat)</w:t>
-      </w:r>
-    </w:p>
-    <w:p>
-      <w:pPr>
-        <w:spacing w:before="0" w:after="120" w:line="276" w:lineRule="auto"/>
-      </w:pPr>
-      <w:r>
-        <w:rPr>
-          <w:rFonts w:ascii="Calibri" w:hAnsi="Calibri"/>
-          <w:color w:val="1E293B"/>
-          <w:sz w:val="20"/>
-        </w:rPr>
-        <w:t>Ideal for: Emerging apparel brands, product launches, agency creative campaigns, and magazine editorial spreads.</w:t>
-      </w:r>
-    </w:p>
-    <w:p>
-      <w:pPr>
-        <w:pStyle w:val="ListBullet"/>
-        <w:spacing w:before="0" w:after="60" w:line="276" w:lineRule="auto"/>
-      </w:pPr>
-      <w:r>
-        <w:rPr>
-          <w:rFonts w:ascii="Calibri" w:hAnsi="Calibri"/>
-          <w:color w:val="1E293B"/>
-          <w:sz w:val="20"/>
-        </w:rPr>
-        <w:t>Inclusions: Full 6-hour studio buyout with optional on-location block · Unlimited wardrobe, model, and product changes · 75 hand-retouched campaign hero selects · Dedicated lighting assistant and studio grip on set · Pre-production creative consultation, moodboard alignment, and shot-list curation · Full commercial advertising buyout with unlimited global digital and billboard print licensing.</w:t>
-      </w:r>
-    </w:p>
-    <w:p>
-      <w:pPr>
-        <w:spacing w:before="0" w:after="120" w:line="276" w:lineRule="auto"/>
-      </w:pPr>
-      <w:r>
-        <w:rPr>
-          <w:rFonts w:ascii="Calibri" w:hAnsi="Calibri"/>
-          <w:color w:val="1E293B"/>
-          <w:sz w:val="20"/>
-        </w:rPr>
-        <w:t>4. Production Add-Ons &amp; Enhancements</w:t>
-      </w:r>
-    </w:p>
-    <w:p>
-      <w:pPr>
-        <w:pStyle w:val="ListBullet"/>
-        <w:spacing w:before="0" w:after="60" w:line="276" w:lineRule="auto"/>
-      </w:pPr>
-      <w:r>
-        <w:rPr>
-          <w:rFonts w:ascii="Calibri" w:hAnsi="Calibri"/>
-          <w:color w:val="1E293B"/>
-          <w:sz w:val="20"/>
-        </w:rPr>
-        <w:t>Professional Hair &amp; Makeup Styling on set: $250 per look.</w:t>
-      </w:r>
-    </w:p>
-    <w:p>
-      <w:pPr>
-        <w:pStyle w:val="ListBullet"/>
-        <w:spacing w:before="0" w:after="60" w:line="276" w:lineRule="auto"/>
-      </w:pPr>
-      <w:r>
-        <w:rPr>
-          <w:rFonts w:ascii="Calibri" w:hAnsi="Calibri"/>
-          <w:color w:val="1E293B"/>
-          <w:sz w:val="20"/>
-        </w:rPr>
-        <w:t>Rush 48-Hour Gallery Delivery: $300 expediting fee.</w:t>
-      </w:r>
-    </w:p>
-    <w:p>
-      <w:pPr>
-        <w:pStyle w:val="ListBullet"/>
-        <w:spacing w:before="0" w:after="60" w:line="276" w:lineRule="auto"/>
-      </w:pPr>
-      <w:r>
-        <w:rPr>
-          <w:rFonts w:ascii="Calibri" w:hAnsi="Calibri"/>
-          <w:color w:val="1E293B"/>
-          <w:sz w:val="20"/>
-        </w:rPr>
-        <w:t>Additional Hand-Retouched Master File: $35 per image.</w:t>
-      </w:r>
-    </w:p>
-    <w:p>
-      <w:pPr>
-        <w:pStyle w:val="ListBullet"/>
-        <w:spacing w:before="0" w:after="60" w:line="276" w:lineRule="auto"/>
-      </w:pPr>
-      <w:r>
-        <w:rPr>
-          <w:rFonts w:ascii="Calibri" w:hAnsi="Calibri"/>
-          <w:color w:val="1E293B"/>
-          <w:sz w:val="20"/>
-        </w:rPr>
-        <w:t>Medium Format Film Capture Add-On (3 rolls Kodak Portra 400 + dev/scan): $275.</w:t>
-      </w:r>
-    </w:p>
-    <w:p>
-      <w:r>
-        <w:br w:type="page"/>
+        <w:t>Q: Do you travel for on-location brand campaigns? A: Yes. While our studio is based in Austin, Texas, our team frequently travels for national and international brand commissions.</w:t>
       </w:r>
     </w:p>
     <w:p>
@@ -1408,7 +214,7 @@
           <w:color w:val="0F172A"/>
           <w:sz w:val="26"/>
         </w:rPr>
-        <w:t>STUDIO BOOKING, LOGISTICS &amp; CLIENT INTAKE</w:t>
+        <w:t>PAGE 2: SERVICES &amp; CURATED SESSION PACKAGES</w:t>
       </w:r>
     </w:p>
     <w:p>
@@ -1421,7 +227,7 @@
           <w:color w:val="1E293B"/>
           <w:sz w:val="20"/>
         </w:rPr>
-        <w:t>1. Five-Field Streamlined Client Intake</w:t>
+        <w:t>HEADER: Transparent Investment · Curated Session Tiers</w:t>
       </w:r>
     </w:p>
     <w:p>
@@ -1434,7 +240,212 @@
           <w:color w:val="1E293B"/>
           <w:sz w:val="20"/>
         </w:rPr>
-        <w:t>Our booking workflow is designed to respect your schedule while ensuring complete creative alignment prior to shoot day:</w:t>
+        <w:t>SUBHEAD: Every session includes private studio rental, high-resolution master delivery, commercial usage rights, and private online proofing gallery.</w:t>
+      </w:r>
+    </w:p>
+    <w:p>
+      <w:pPr>
+        <w:keepNext/>
+        <w:spacing w:before="280" w:after="80"/>
+      </w:pPr>
+      <w:r>
+        <w:rPr>
+          <w:rFonts w:ascii="Calibri" w:hAnsi="Calibri"/>
+          <w:b/>
+          <w:color w:val="0F172A"/>
+          <w:sz w:val="26"/>
+        </w:rPr>
+        <w:t>TIER 1: ESSENTIAL SESSION ($450 FLAT)</w:t>
+      </w:r>
+    </w:p>
+    <w:p>
+      <w:pPr>
+        <w:spacing w:before="0" w:after="120" w:line="276" w:lineRule="auto"/>
+      </w:pPr>
+      <w:r>
+        <w:rPr>
+          <w:rFonts w:ascii="Calibri" w:hAnsi="Calibri"/>
+          <w:color w:val="1E293B"/>
+          <w:sz w:val="20"/>
+        </w:rPr>
+        <w:t>Best for: Artists, founders, and professionals who need a tight, editorial portfolio refresh.</w:t>
+      </w:r>
+    </w:p>
+    <w:p>
+      <w:pPr>
+        <w:spacing w:before="0" w:after="120" w:line="276" w:lineRule="auto"/>
+      </w:pPr>
+      <w:r>
+        <w:rPr>
+          <w:rFonts w:ascii="Calibri" w:hAnsi="Calibri"/>
+          <w:color w:val="1E293B"/>
+          <w:sz w:val="20"/>
+        </w:rPr>
+        <w:t>Inclusions: 60 minutes private studio time · 15 hand-retouched high-resolution master files · 1 wardrobe look in natural window light · Fast 7-business-day delivery turnaround · Private online proofing gallery with download rights.</w:t>
+      </w:r>
+    </w:p>
+    <w:p>
+      <w:pPr>
+        <w:keepNext/>
+        <w:spacing w:before="280" w:after="80"/>
+      </w:pPr>
+      <w:r>
+        <w:rPr>
+          <w:rFonts w:ascii="Calibri" w:hAnsi="Calibri"/>
+          <w:b/>
+          <w:color w:val="0F172A"/>
+          <w:sz w:val="26"/>
+        </w:rPr>
+        <w:t>TIER 2: STUDIO SESSION ($950 FLAT) — MOST POPULAR</w:t>
+      </w:r>
+    </w:p>
+    <w:p>
+      <w:pPr>
+        <w:spacing w:before="0" w:after="120" w:line="276" w:lineRule="auto"/>
+      </w:pPr>
+      <w:r>
+        <w:rPr>
+          <w:rFonts w:ascii="Calibri" w:hAnsi="Calibri"/>
+          <w:color w:val="1E293B"/>
+          <w:sz w:val="20"/>
+        </w:rPr>
+        <w:t>Best for: Executive portraits, brand lookbooks, and personal editorial narratives.</w:t>
+      </w:r>
+    </w:p>
+    <w:p>
+      <w:pPr>
+        <w:spacing w:before="0" w:after="120" w:line="276" w:lineRule="auto"/>
+      </w:pPr>
+      <w:r>
+        <w:rPr>
+          <w:rFonts w:ascii="Calibri" w:hAnsi="Calibri"/>
+          <w:color w:val="1E293B"/>
+          <w:sz w:val="20"/>
+        </w:rPr>
+        <w:t>Inclusions: 2.5 hours studio + courtyard space · 35 hand-retouched high-resolution master files · Up to 3 wardrobe looks and mood transitions · Commercial &amp; editorial licensing included · Priority 5-business-day delivery turnaround · Full-resolution raw image archive access.</w:t>
+      </w:r>
+    </w:p>
+    <w:p>
+      <w:pPr>
+        <w:keepNext/>
+        <w:spacing w:before="280" w:after="80"/>
+      </w:pPr>
+      <w:r>
+        <w:rPr>
+          <w:rFonts w:ascii="Calibri" w:hAnsi="Calibri"/>
+          <w:b/>
+          <w:color w:val="0F172A"/>
+          <w:sz w:val="26"/>
+        </w:rPr>
+        <w:t>TIER 3: FULL DAY CAMPAIGN ($2,200 FLAT)</w:t>
+      </w:r>
+    </w:p>
+    <w:p>
+      <w:pPr>
+        <w:spacing w:before="0" w:after="120" w:line="276" w:lineRule="auto"/>
+      </w:pPr>
+      <w:r>
+        <w:rPr>
+          <w:rFonts w:ascii="Calibri" w:hAnsi="Calibri"/>
+          <w:color w:val="1E293B"/>
+          <w:sz w:val="20"/>
+        </w:rPr>
+        <w:t>Best for: Brand launches, apparel lookbooks, and editorial magazine spreads.</w:t>
+      </w:r>
+    </w:p>
+    <w:p>
+      <w:pPr>
+        <w:spacing w:before="0" w:after="120" w:line="276" w:lineRule="auto"/>
+      </w:pPr>
+      <w:r>
+        <w:rPr>
+          <w:rFonts w:ascii="Calibri" w:hAnsi="Calibri"/>
+          <w:color w:val="1E293B"/>
+          <w:sz w:val="20"/>
+        </w:rPr>
+        <w:t>Inclusions: Full 6-hour studio + on-location block · 75 hand-retouched campaign hero selects · Pre-production creative direction and custom moodboard · Unlimited wardrobe and product transitions · Full commercial buyout and billboard advertising license · Dedicated lighting assistant on set.</w:t>
+      </w:r>
+    </w:p>
+    <w:p>
+      <w:pPr>
+        <w:spacing w:before="0" w:after="120" w:line="276" w:lineRule="auto"/>
+      </w:pPr>
+      <w:r>
+        <w:rPr>
+          <w:rFonts w:ascii="Calibri" w:hAnsi="Calibri"/>
+          <w:color w:val="1E293B"/>
+          <w:sz w:val="20"/>
+        </w:rPr>
+        <w:t>ADD-ON SERVICES: Professional hair &amp; makeup styling ($250) · Rush 48-hour gallery delivery ($300) · Additional retouched images ($35/image).</w:t>
+      </w:r>
+    </w:p>
+    <w:p>
+      <w:pPr>
+        <w:keepNext/>
+        <w:spacing w:before="280" w:after="80"/>
+      </w:pPr>
+      <w:r>
+        <w:rPr>
+          <w:rFonts w:ascii="Calibri" w:hAnsi="Calibri"/>
+          <w:b/>
+          <w:color w:val="0F172A"/>
+          <w:sz w:val="26"/>
+        </w:rPr>
+        <w:t>PAGE 3: BOOKING INTAKE &amp; STUDIO SCHEDULING</w:t>
+      </w:r>
+    </w:p>
+    <w:p>
+      <w:pPr>
+        <w:spacing w:before="0" w:after="120" w:line="276" w:lineRule="auto"/>
+      </w:pPr>
+      <w:r>
+        <w:rPr>
+          <w:rFonts w:ascii="Calibri" w:hAnsi="Calibri"/>
+          <w:color w:val="1E293B"/>
+          <w:sz w:val="20"/>
+        </w:rPr>
+        <w:t>HEADER: Reserve Your Studio Session</w:t>
+      </w:r>
+    </w:p>
+    <w:p>
+      <w:pPr>
+        <w:spacing w:before="0" w:after="120" w:line="276" w:lineRule="auto"/>
+      </w:pPr>
+      <w:r>
+        <w:rPr>
+          <w:rFonts w:ascii="Calibri" w:hAnsi="Calibri"/>
+          <w:color w:val="1E293B"/>
+          <w:sz w:val="20"/>
+        </w:rPr>
+        <w:t>SUBHEAD: Complete our streamlined 5-field inquiry to reserve your preferred date on our East Austin studio calendar.</w:t>
+      </w:r>
+    </w:p>
+    <w:p>
+      <w:pPr>
+        <w:spacing w:before="0" w:after="120" w:line="276" w:lineRule="auto"/>
+      </w:pPr>
+      <w:r>
+        <w:rPr>
+          <w:rFonts w:ascii="Calibri" w:hAnsi="Calibri"/>
+          <w:color w:val="1E293B"/>
+          <w:sz w:val="20"/>
+        </w:rPr>
+        <w:t>STUDIO HOURS: Monday through Friday, 9:00 AM – 4:00 PM (optimal natural window lighting hours).</w:t>
+      </w:r>
+    </w:p>
+    <w:p>
+      <w:pPr>
+        <w:keepNext/>
+        <w:spacing w:before="280" w:after="80"/>
+      </w:pPr>
+      <w:r>
+        <w:rPr>
+          <w:rFonts w:ascii="Calibri" w:hAnsi="Calibri"/>
+          <w:b/>
+          <w:color w:val="0F172A"/>
+          <w:sz w:val="26"/>
+        </w:rPr>
+        <w:t>INTAKE FORM SPECIFICATION:</w:t>
       </w:r>
     </w:p>
     <w:p>
@@ -1448,7 +459,7 @@
           <w:color w:val="1E293B"/>
           <w:sz w:val="20"/>
         </w:rPr>
-        <w:t>Legal Full Name &amp; Company: Identifies primary account contact and contract guarantor.</w:t>
+        <w:t>Field 1: Full Legal Name (Text input, required)</w:t>
       </w:r>
     </w:p>
     <w:p>
@@ -1462,7 +473,7 @@
           <w:color w:val="1E293B"/>
           <w:sz w:val="20"/>
         </w:rPr>
-        <w:t>Direct Email &amp; Mobile Phone: Receives appointment calendar invites, studio gate entry codes, and live gallery delivery notifications.</w:t>
+        <w:t>Field 2: Email &amp; Direct Mobile Phone (Contact input, required)</w:t>
       </w:r>
     </w:p>
     <w:p>
@@ -1476,7 +487,7 @@
           <w:color w:val="1E293B"/>
           <w:sz w:val="20"/>
         </w:rPr>
-        <w:t>Preferred Session Date &amp; Call Time: Requests specific dates on our Monday–Friday studio calendar (morning window lighting 9:00 AM – 12:00 PM recommended for high-contrast dramatic portraits; afternoon 1:00 PM – 4:00 PM recommended for soft diffused warm tones).</w:t>
+        <w:t>Field 3: Preferred Session Date (Date picker input, required, Mon–Fri)</w:t>
       </w:r>
     </w:p>
     <w:p>
@@ -1490,7 +501,7 @@
           <w:color w:val="1E293B"/>
           <w:sz w:val="20"/>
         </w:rPr>
-        <w:t>Selected Package Tier: Select Essential Portrait ($450), Studio Signature ($950), or Full-Day Commercial Campaign ($2,200).</w:t>
+        <w:t>Field 4: Selected Package Tier (Dropdown selection: Essential Session $450, Studio Session $950, Full Day Campaign $2,200)</w:t>
       </w:r>
     </w:p>
     <w:p>
@@ -1504,7 +515,7 @@
           <w:color w:val="1E293B"/>
           <w:sz w:val="20"/>
         </w:rPr>
-        <w:t>Creative Brief &amp; Project Intent: Briefly outline project goals, intended distribution channels (e.g. Forbes feature, Shopify storefront, LinkedIn profile), and desired aesthetic mood.</w:t>
+        <w:t>Field 5: Creative Vision &amp; Wardrobe Notes (Multi-line text area, optional brief description of project, intended usage, and styling vibes)</w:t>
       </w:r>
     </w:p>
     <w:p>
@@ -1517,13 +528,12 @@
           <w:color w:val="1E293B"/>
           <w:sz w:val="20"/>
         </w:rPr>
-        <w:t>2. Studio Booking Terms &amp; Retainer Policy</w:t>
+        <w:t>STUDIO BOOKING POLICY &amp; TERMS: A 50% non-refundable retainer is required to secure your selected date on the studio calendar. The remaining balance is due on the day of the shoot prior to master file release. Rescheduling is permitted up to 48 hours prior to call time without penalty.</w:t>
       </w:r>
     </w:p>
     <w:p>
       <w:pPr>
-        <w:pStyle w:val="ListBullet"/>
-        <w:spacing w:before="0" w:after="60" w:line="276" w:lineRule="auto"/>
+        <w:spacing w:before="0" w:after="120" w:line="276" w:lineRule="auto"/>
       </w:pPr>
       <w:r>
         <w:rPr>
@@ -1531,49 +541,7 @@
           <w:color w:val="1E293B"/>
           <w:sz w:val="20"/>
         </w:rPr>
-        <w:t>Retainer Requirement: A 50% non-refundable retainer is required to reserve your date on the studio calendar. The remaining 50% balance is invoiced on the shoot date prior to final master file dispatch.</w:t>
-      </w:r>
-    </w:p>
-    <w:p>
-      <w:pPr>
-        <w:pStyle w:val="ListBullet"/>
-        <w:spacing w:before="0" w:after="60" w:line="276" w:lineRule="auto"/>
-      </w:pPr>
-      <w:r>
-        <w:rPr>
-          <w:rFonts w:ascii="Calibri" w:hAnsi="Calibri"/>
-          <w:color w:val="1E293B"/>
-          <w:sz w:val="20"/>
-        </w:rPr>
-        <w:t>Rescheduling Window: Clients may reschedule their session without penalty up to 48 hours prior to call time. Rescheduled dates must be booked within 90 days of the original date.</w:t>
-      </w:r>
-    </w:p>
-    <w:p>
-      <w:pPr>
-        <w:pStyle w:val="ListBullet"/>
-        <w:spacing w:before="0" w:after="60" w:line="276" w:lineRule="auto"/>
-      </w:pPr>
-      <w:r>
-        <w:rPr>
-          <w:rFonts w:ascii="Calibri" w:hAnsi="Calibri"/>
-          <w:color w:val="1E293B"/>
-          <w:sz w:val="20"/>
-        </w:rPr>
-        <w:t>Inclement Weather Policy: For commissions involving on-location or outdoor courtyard segments, sessions may be transitioned entirely to indoor window studio light or rescheduled at zero fee.</w:t>
-      </w:r>
-    </w:p>
-    <w:p>
-      <w:pPr>
-        <w:pStyle w:val="ListBullet"/>
-        <w:spacing w:before="0" w:after="60" w:line="276" w:lineRule="auto"/>
-      </w:pPr>
-      <w:r>
-        <w:rPr>
-          <w:rFonts w:ascii="Calibri" w:hAnsi="Calibri"/>
-          <w:color w:val="1E293B"/>
-          <w:sz w:val="20"/>
-        </w:rPr>
-        <w:t>Master File Archiving: High-resolution print files and web-optimized masters are preserved in cold cloud storage for 36 months following delivery.</w:t>
+        <w:t>CONFIRMATION FEEDBACK MESSAGE: 'Thank you! Your calendar hold request has been received. Our studio coordinator will confirm availability within 4 business hours and send your 50% deposit checkout link.'</w:t>
       </w:r>
     </w:p>
     <w:sectPr>
@@ -1610,7 +578,7 @@
       <w:jc w:val="right"/>
     </w:pPr>
     <w:r>
-      <w:t>Studio Brown — Master Website Copy Deck (Production Final)</w:t>
+      <w:t>Studio Brown — 3-Page Website Copy Deck (Final Production Ma</w:t>
     </w:r>
   </w:p>
 </w:hdr>

--- a/public/chat_files/audrey_3page_website_copy_final.docx
+++ b/public/chat_files/audrey_3page_website_copy_final.docx
@@ -13,7 +13,64 @@
           <w:color w:val="0F172A"/>
           <w:sz w:val="44"/>
         </w:rPr>
-        <w:t>Studio Brown — 3-Page Website Copy Deck (Final Production Master)</w:t>
+        <w:t>Studio Brown — Master Website Copy Deck (Production Final)</w:t>
+      </w:r>
+    </w:p>
+    <w:p>
+      <w:pPr>
+        <w:spacing w:before="0" w:after="120" w:line="276" w:lineRule="auto"/>
+      </w:pPr>
+      <w:r>
+        <w:rPr>
+          <w:rFonts w:ascii="Calibri" w:hAnsi="Calibri"/>
+          <w:color w:val="1E293B"/>
+          <w:sz w:val="20"/>
+        </w:rPr>
+        <w:t>CLIENT: Audrey Brown Photography · East Austin, TX</w:t>
+      </w:r>
+    </w:p>
+    <w:p>
+      <w:pPr>
+        <w:spacing w:before="0" w:after="120" w:line="276" w:lineRule="auto"/>
+      </w:pPr>
+      <w:r>
+        <w:rPr>
+          <w:rFonts w:ascii="Calibri" w:hAnsi="Calibri"/>
+          <w:color w:val="1E293B"/>
+          <w:sz w:val="20"/>
+        </w:rPr>
+        <w:t>PROJECT: Digital Redesign &amp; Client Intake Overhaul</w:t>
+      </w:r>
+    </w:p>
+    <w:p>
+      <w:pPr>
+        <w:spacing w:before="0" w:after="120" w:line="276" w:lineRule="auto"/>
+      </w:pPr>
+      <w:r>
+        <w:rPr>
+          <w:rFonts w:ascii="Calibri" w:hAnsi="Calibri"/>
+          <w:color w:val="1E293B"/>
+          <w:sz w:val="20"/>
+        </w:rPr>
+        <w:t>DOCUMENT VERSION: 3.2 Final Approved Production Master</w:t>
+      </w:r>
+    </w:p>
+    <w:p>
+      <w:pPr>
+        <w:spacing w:before="0" w:after="120" w:line="276" w:lineRule="auto"/>
+      </w:pPr>
+      <w:r>
+        <w:rPr>
+          <w:rFonts w:ascii="Calibri" w:hAnsi="Calibri"/>
+          <w:color w:val="1E293B"/>
+          <w:sz w:val="20"/>
+        </w:rPr>
+        <w:t>DATE: October 2026</w:t>
+      </w:r>
+    </w:p>
+    <w:p>
+      <w:r>
+        <w:br w:type="page"/>
       </w:r>
     </w:p>
     <w:p>
@@ -28,7 +85,7 @@
           <w:color w:val="0F172A"/>
           <w:sz w:val="26"/>
         </w:rPr>
-        <w:t>PAGE 1: HOMEPAGE MASTER COPY</w:t>
+        <w:t>HOMEPAGE MASTER COPY DECK</w:t>
       </w:r>
     </w:p>
     <w:p>
@@ -41,7 +98,7 @@
           <w:color w:val="1E293B"/>
           <w:sz w:val="20"/>
         </w:rPr>
-        <w:t>NAVIGATION BAR: Home · Portfolio · Services &amp; Packages · Studio Experience · Reserve Studio</w:t>
+        <w:t>1. Header Navigation</w:t>
       </w:r>
     </w:p>
     <w:p>
@@ -54,7 +111,7 @@
           <w:color w:val="1E293B"/>
           <w:sz w:val="20"/>
         </w:rPr>
-        <w:t>HERO BADGE: East Austin · Natural Light Studio</w:t>
+        <w:t>Brand: Studio Brown · Austin</w:t>
       </w:r>
     </w:p>
     <w:p>
@@ -67,7 +124,7 @@
           <w:color w:val="1E293B"/>
           <w:sz w:val="20"/>
         </w:rPr>
-        <w:t>HERO HEADLINE: Editorial portraits &amp; brand campaigns that feel authentic, modern, and enduring.</w:t>
+        <w:t>Menu: Portfolio · Studio Experience · Investment &amp; Packages · The Journal · Reserve Studio</w:t>
       </w:r>
     </w:p>
     <w:p>
@@ -80,7 +137,7 @@
           <w:color w:val="1E293B"/>
           <w:sz w:val="20"/>
         </w:rPr>
-        <w:t>HERO SUBHEAD: Specializing in commercial brand lookbooks, executive editorial profiles, and intimate creative portraiture. Based in East Austin with worldwide travel availability.</w:t>
+        <w:t>2. Hero Presentation</w:t>
       </w:r>
     </w:p>
     <w:p>
@@ -93,7 +150,7 @@
           <w:color w:val="1E293B"/>
           <w:sz w:val="20"/>
         </w:rPr>
-        <w:t>HERO CALL-TO-ACTION BUTTONS: Primary: [Check Studio Availability] · Secondary: [Explore 2026 Rates]</w:t>
+        <w:t>Category Badge: East Austin · Natural Light Warehouse Studio</w:t>
       </w:r>
     </w:p>
     <w:p>
@@ -106,7 +163,7 @@
           <w:color w:val="1E293B"/>
           <w:sz w:val="20"/>
         </w:rPr>
-        <w:t>CLIENT TRUST STRIP: Featured in Austin Monthly · Kinfolk Magazine · Rangefinder Award Winner · Architectural Digest Features</w:t>
+        <w:t>Primary Headline: Editorial portraits &amp; commercial brand lookbooks crafted with timeless quiet elegance.</w:t>
       </w:r>
     </w:p>
     <w:p>
@@ -119,7 +176,7 @@
           <w:color w:val="1E293B"/>
           <w:sz w:val="20"/>
         </w:rPr>
-        <w:t>STUDIO PHILOSOPHY: Photography that prioritizes genuine connection, understated elegance, and natural light. We believe the most compelling images happen in the quiet moments between poses—when authentic character emerges effortlessly. Our 1,800 sq ft East Austin studio features floor-to-ceiling north-facing warehouse windows, curated mid-century seating, and textured plaster backdrops designed for timeless visual narratives.</w:t>
+        <w:t>Narrative Lead: Specializing in founder profiles, apparel lookbooks, and intimate editorial portraiture. We believe the most compelling images happen in the spaces between poses—where authentic character emerges naturally under soft north-facing daylight.</w:t>
       </w:r>
     </w:p>
     <w:p>
@@ -132,7 +189,7 @@
           <w:color w:val="1E293B"/>
           <w:sz w:val="20"/>
         </w:rPr>
-        <w:t>PORTFOLIO SECTORS: 01 Commercial Lookbooks · 02 Executive &amp; Editorial Profiles · 03 Intimate Creative Portraiture · 04 Architectural &amp; Interior Spaces</w:t>
+        <w:t>Call-to-Action Controls: Primary: [Reserve Studio Session] · Secondary: [Explore 2026 Rates &amp; Tiers]</w:t>
       </w:r>
     </w:p>
     <w:p>
@@ -145,7 +202,211 @@
           <w:color w:val="1E293B"/>
           <w:sz w:val="20"/>
         </w:rPr>
-        <w:t>CLIENT TESTIMONIAL: 'Working with Audrey was the easiest commercial shoot our creative agency had all year. Zero awkward posing, immaculate natural window lighting, and our gallery arrived 3 days ahead of schedule.' — Sarah L., Creative Director, Kinship Goods</w:t>
+        <w:t>3. Studio Accreditations &amp; Editorial Trust Strip</w:t>
+      </w:r>
+    </w:p>
+    <w:p>
+      <w:pPr>
+        <w:spacing w:before="0" w:after="120" w:line="276" w:lineRule="auto"/>
+      </w:pPr>
+      <w:r>
+        <w:rPr>
+          <w:rFonts w:ascii="Calibri" w:hAnsi="Calibri"/>
+          <w:color w:val="1E293B"/>
+          <w:sz w:val="20"/>
+        </w:rPr>
+        <w:t>Selected Features &amp; Awards: Rangefinder Portrait Award Winner · Architectural Digest Features · Kinfolk Magazine · Austin Monthly Best Studio 2025 · Texas Monthly Editorial Contributor.</w:t>
+      </w:r>
+    </w:p>
+    <w:p>
+      <w:pPr>
+        <w:spacing w:before="0" w:after="120" w:line="276" w:lineRule="auto"/>
+      </w:pPr>
+      <w:r>
+        <w:rPr>
+          <w:rFonts w:ascii="Calibri" w:hAnsi="Calibri"/>
+          <w:color w:val="1E293B"/>
+          <w:sz w:val="20"/>
+        </w:rPr>
+        <w:t>4. The Studio Brown Creative Philosophy</w:t>
+      </w:r>
+    </w:p>
+    <w:p>
+      <w:pPr>
+        <w:spacing w:before="0" w:after="120" w:line="276" w:lineRule="auto"/>
+      </w:pPr>
+      <w:r>
+        <w:rPr>
+          <w:rFonts w:ascii="Calibri" w:hAnsi="Calibri"/>
+          <w:color w:val="1E293B"/>
+          <w:sz w:val="20"/>
+        </w:rPr>
+        <w:t>Every commission begins with conversation, not camera equipment. Our 1,800 square foot East Austin warehouse studio features 16-foot exposed timber ceilings, whitewashed brick, floor-to-ceiling industrial north windows, and custom lime-wash backdrops imported from France.</w:t>
+      </w:r>
+    </w:p>
+    <w:p>
+      <w:pPr>
+        <w:spacing w:before="0" w:after="120" w:line="276" w:lineRule="auto"/>
+      </w:pPr>
+      <w:r>
+        <w:rPr>
+          <w:rFonts w:ascii="Calibri" w:hAnsi="Calibri"/>
+          <w:color w:val="1E293B"/>
+          <w:sz w:val="20"/>
+        </w:rPr>
+        <w:t>We reject sterile flash setups and formulaic corporate posing. Whether capturing a fashion label's seasonal campaign or an intimate personal legacy portrait, our sessions are unhurried, collaborative, and grounded in authentic human presence.</w:t>
+      </w:r>
+    </w:p>
+    <w:p>
+      <w:pPr>
+        <w:spacing w:before="0" w:after="120" w:line="276" w:lineRule="auto"/>
+      </w:pPr>
+      <w:r>
+        <w:rPr>
+          <w:rFonts w:ascii="Calibri" w:hAnsi="Calibri"/>
+          <w:color w:val="1E293B"/>
+          <w:sz w:val="20"/>
+        </w:rPr>
+        <w:t>5. Core Portfolio Sectors</w:t>
+      </w:r>
+    </w:p>
+    <w:p>
+      <w:pPr>
+        <w:pStyle w:val="ListBullet"/>
+        <w:spacing w:before="0" w:after="60" w:line="276" w:lineRule="auto"/>
+      </w:pPr>
+      <w:r>
+        <w:rPr>
+          <w:rFonts w:ascii="Calibri" w:hAnsi="Calibri"/>
+          <w:color w:val="1E293B"/>
+          <w:sz w:val="20"/>
+        </w:rPr>
+        <w:t>Commercial Brand Campaigns: Lookbooks, e-commerce hero assets, and lifestyle product narratives for ethical apparel, home goods, and beauty brands.</w:t>
+      </w:r>
+    </w:p>
+    <w:p>
+      <w:pPr>
+        <w:pStyle w:val="ListBullet"/>
+        <w:spacing w:before="0" w:after="60" w:line="276" w:lineRule="auto"/>
+      </w:pPr>
+      <w:r>
+        <w:rPr>
+          <w:rFonts w:ascii="Calibri" w:hAnsi="Calibri"/>
+          <w:color w:val="1E293B"/>
+          <w:sz w:val="20"/>
+        </w:rPr>
+        <w:t>Founder &amp; Executive Profiles: Distinctive editorial portraiture for authors, venture leaders, designers, and cultural figures seeking images with personality and gravitas.</w:t>
+      </w:r>
+    </w:p>
+    <w:p>
+      <w:pPr>
+        <w:pStyle w:val="ListBullet"/>
+        <w:spacing w:before="0" w:after="60" w:line="276" w:lineRule="auto"/>
+      </w:pPr>
+      <w:r>
+        <w:rPr>
+          <w:rFonts w:ascii="Calibri" w:hAnsi="Calibri"/>
+          <w:color w:val="1E293B"/>
+          <w:sz w:val="20"/>
+        </w:rPr>
+        <w:t>Intimate Creative Portraiture: Fine-art personal sittings celebrating life transitions, motherhood, artistic retrospectives, and partnership milestones.</w:t>
+      </w:r>
+    </w:p>
+    <w:p>
+      <w:pPr>
+        <w:pStyle w:val="ListBullet"/>
+        <w:spacing w:before="0" w:after="60" w:line="276" w:lineRule="auto"/>
+      </w:pPr>
+      <w:r>
+        <w:rPr>
+          <w:rFonts w:ascii="Calibri" w:hAnsi="Calibri"/>
+          <w:color w:val="1E293B"/>
+          <w:sz w:val="20"/>
+        </w:rPr>
+        <w:t>Architectural &amp; Interior Narratives: Visual stories for boutique hotels, bespoke residential architects, and design studios.</w:t>
+      </w:r>
+    </w:p>
+    <w:p>
+      <w:pPr>
+        <w:spacing w:before="0" w:after="120" w:line="276" w:lineRule="auto"/>
+      </w:pPr>
+      <w:r>
+        <w:rPr>
+          <w:rFonts w:ascii="Calibri" w:hAnsi="Calibri"/>
+          <w:color w:val="1E293B"/>
+          <w:sz w:val="20"/>
+        </w:rPr>
+        <w:t>6. Selected Client Testimonials</w:t>
+      </w:r>
+    </w:p>
+    <w:p>
+      <w:pPr>
+        <w:spacing w:before="0" w:after="120" w:line="276" w:lineRule="auto"/>
+      </w:pPr>
+      <w:r>
+        <w:rPr>
+          <w:rFonts w:ascii="Calibri" w:hAnsi="Calibri"/>
+          <w:color w:val="1E293B"/>
+          <w:sz w:val="20"/>
+        </w:rPr>
+        <w:t>“Working with Audrey was the easiest commercial shoot our creative agency had all year. Zero awkward posing, immaculate natural daylight, and our private proofing gallery arrived three days ahead of deadline. The photographs anchored our entire fall rebrand.” — Sarah Lindqvist, Creative Director, Kinship Goods</w:t>
+      </w:r>
+    </w:p>
+    <w:p>
+      <w:pPr>
+        <w:spacing w:before="0" w:after="120" w:line="276" w:lineRule="auto"/>
+      </w:pPr>
+      <w:r>
+        <w:rPr>
+          <w:rFonts w:ascii="Calibri" w:hAnsi="Calibri"/>
+          <w:color w:val="1E293B"/>
+          <w:sz w:val="20"/>
+        </w:rPr>
+        <w:t>“I have historically hated having my photo taken. Audrey created an atmosphere in her studio that felt like catching up with an old friend over espresso. The resulting portraits made the cover of Austin Business Journal and felt completely like me.” — Marcus Vance, Managing Partner, Hill Country Capital</w:t>
+      </w:r>
+    </w:p>
+    <w:p>
+      <w:pPr>
+        <w:spacing w:before="0" w:after="120" w:line="276" w:lineRule="auto"/>
+      </w:pPr>
+      <w:r>
+        <w:rPr>
+          <w:rFonts w:ascii="Calibri" w:hAnsi="Calibri"/>
+          <w:color w:val="1E293B"/>
+          <w:sz w:val="20"/>
+        </w:rPr>
+        <w:t>7. Studio Location &amp; Visits</w:t>
+      </w:r>
+    </w:p>
+    <w:p>
+      <w:pPr>
+        <w:spacing w:before="0" w:after="120" w:line="276" w:lineRule="auto"/>
+      </w:pPr>
+      <w:r>
+        <w:rPr>
+          <w:rFonts w:ascii="Calibri" w:hAnsi="Calibri"/>
+          <w:color w:val="1E293B"/>
+          <w:sz w:val="20"/>
+        </w:rPr>
+        <w:t>Studio Address: 1401 E 4th Street, Studio 204, Austin, Texas 78702</w:t>
+      </w:r>
+    </w:p>
+    <w:p>
+      <w:pPr>
+        <w:spacing w:before="0" w:after="120" w:line="276" w:lineRule="auto"/>
+      </w:pPr>
+      <w:r>
+        <w:rPr>
+          <w:rFonts w:ascii="Calibri" w:hAnsi="Calibri"/>
+          <w:color w:val="1E293B"/>
+          <w:sz w:val="20"/>
+        </w:rPr>
+        <w:t>Hours: Monday through Friday, 9:00 AM to 4:00 PM (optimal natural window daylight hours). Available for worldwide commercial travel upon request.</w:t>
+      </w:r>
+    </w:p>
+    <w:p>
+      <w:r>
+        <w:br w:type="page"/>
       </w:r>
     </w:p>
     <w:p>
@@ -160,7 +421,7 @@
           <w:color w:val="0F172A"/>
           <w:sz w:val="26"/>
         </w:rPr>
-        <w:t>FREQUENTLY ASKED QUESTIONS (FAQS):</w:t>
+        <w:t>SERVICES &amp; CURATED SESSION INVESTMENT TIERS</w:t>
       </w:r>
     </w:p>
     <w:p>
@@ -173,7 +434,785 @@
           <w:color w:val="1E293B"/>
           <w:sz w:val="20"/>
         </w:rPr>
-        <w:t>Q: What should I wear to my studio session? A: We recommend neutral palettes, organic textures (linen, silk, cashmere, raw denim), and minimal logos. Upon booking, you will receive our comprehensive 12-page Studio Brown Styling &amp; Wardrobe Guide.</w:t>
+        <w:t>Every studio session includes private rental of our 1,800 sq ft East Austin space, high-resolution master delivery, private online proofing gallery with permanent cloud backup, and comprehensive commercial/personal licensing.</w:t>
+      </w:r>
+    </w:p>
+    <w:tbl>
+      <w:tblPr>
+        <w:tblW w:type="auto" w:w="0"/>
+        <w:jc w:val="center"/>
+        <w:tblLayout w:type="autofit"/>
+        <w:tblLook w:firstColumn="1" w:firstRow="1" w:lastColumn="0" w:lastRow="0" w:noHBand="0" w:noVBand="1" w:val="04A0"/>
+      </w:tblPr>
+      <w:tblGrid>
+        <w:gridCol w:w="1337"/>
+        <w:gridCol w:w="1337"/>
+        <w:gridCol w:w="1337"/>
+        <w:gridCol w:w="1337"/>
+        <w:gridCol w:w="1337"/>
+        <w:gridCol w:w="1337"/>
+        <w:gridCol w:w="1337"/>
+      </w:tblGrid>
+      <w:tr>
+        <w:tc>
+          <w:tcPr>
+            <w:tcW w:type="dxa" w:w="1337"/>
+            <w:shd w:fill="0F172A"/>
+            <w:tcBorders>
+              <w:top w:val="single" w:sz="4" w:space="0" w:color="CBD5E1"/>
+              <w:left w:val="none"/>
+              <w:bottom w:val="single" w:sz="4" w:space="0" w:color="CBD5E1"/>
+              <w:right w:val="none"/>
+            </w:tcBorders>
+          </w:tcPr>
+          <w:p>
+            <w:pPr>
+              <w:spacing w:before="80" w:after="80"/>
+              <w:jc w:val="center"/>
+            </w:pPr>
+            <w:r>
+              <w:rPr>
+                <w:rFonts w:ascii="Calibri" w:hAnsi="Calibri"/>
+                <w:b/>
+                <w:color w:val="FFFFFF"/>
+                <w:sz w:val="19"/>
+              </w:rPr>
+              <w:t>Session Tier</w:t>
+            </w:r>
+          </w:p>
+        </w:tc>
+        <w:tc>
+          <w:tcPr>
+            <w:tcW w:type="dxa" w:w="1337"/>
+            <w:shd w:fill="0F172A"/>
+            <w:tcBorders>
+              <w:top w:val="single" w:sz="4" w:space="0" w:color="CBD5E1"/>
+              <w:left w:val="none"/>
+              <w:bottom w:val="single" w:sz="4" w:space="0" w:color="CBD5E1"/>
+              <w:right w:val="none"/>
+            </w:tcBorders>
+          </w:tcPr>
+          <w:p>
+            <w:pPr>
+              <w:spacing w:before="80" w:after="80"/>
+              <w:jc w:val="center"/>
+            </w:pPr>
+            <w:r>
+              <w:rPr>
+                <w:rFonts w:ascii="Calibri" w:hAnsi="Calibri"/>
+                <w:b/>
+                <w:color w:val="FFFFFF"/>
+                <w:sz w:val="19"/>
+              </w:rPr>
+              <w:t>Duration</w:t>
+            </w:r>
+          </w:p>
+        </w:tc>
+        <w:tc>
+          <w:tcPr>
+            <w:tcW w:type="dxa" w:w="1337"/>
+            <w:shd w:fill="0F172A"/>
+            <w:tcBorders>
+              <w:top w:val="single" w:sz="4" w:space="0" w:color="CBD5E1"/>
+              <w:left w:val="none"/>
+              <w:bottom w:val="single" w:sz="4" w:space="0" w:color="CBD5E1"/>
+              <w:right w:val="none"/>
+            </w:tcBorders>
+          </w:tcPr>
+          <w:p>
+            <w:pPr>
+              <w:spacing w:before="80" w:after="80"/>
+              <w:jc w:val="center"/>
+            </w:pPr>
+            <w:r>
+              <w:rPr>
+                <w:rFonts w:ascii="Calibri" w:hAnsi="Calibri"/>
+                <w:b/>
+                <w:color w:val="FFFFFF"/>
+                <w:sz w:val="19"/>
+              </w:rPr>
+              <w:t>Retouched Selects</w:t>
+            </w:r>
+          </w:p>
+        </w:tc>
+        <w:tc>
+          <w:tcPr>
+            <w:tcW w:type="dxa" w:w="1337"/>
+            <w:shd w:fill="0F172A"/>
+            <w:tcBorders>
+              <w:top w:val="single" w:sz="4" w:space="0" w:color="CBD5E1"/>
+              <w:left w:val="none"/>
+              <w:bottom w:val="single" w:sz="4" w:space="0" w:color="CBD5E1"/>
+              <w:right w:val="none"/>
+            </w:tcBorders>
+          </w:tcPr>
+          <w:p>
+            <w:pPr>
+              <w:spacing w:before="80" w:after="80"/>
+              <w:jc w:val="center"/>
+            </w:pPr>
+            <w:r>
+              <w:rPr>
+                <w:rFonts w:ascii="Calibri" w:hAnsi="Calibri"/>
+                <w:b/>
+                <w:color w:val="FFFFFF"/>
+                <w:sz w:val="19"/>
+              </w:rPr>
+              <w:t>Wardrobe Looks</w:t>
+            </w:r>
+          </w:p>
+        </w:tc>
+        <w:tc>
+          <w:tcPr>
+            <w:tcW w:type="dxa" w:w="1337"/>
+            <w:shd w:fill="0F172A"/>
+            <w:tcBorders>
+              <w:top w:val="single" w:sz="4" w:space="0" w:color="CBD5E1"/>
+              <w:left w:val="none"/>
+              <w:bottom w:val="single" w:sz="4" w:space="0" w:color="CBD5E1"/>
+              <w:right w:val="none"/>
+            </w:tcBorders>
+          </w:tcPr>
+          <w:p>
+            <w:pPr>
+              <w:spacing w:before="80" w:after="80"/>
+              <w:jc w:val="center"/>
+            </w:pPr>
+            <w:r>
+              <w:rPr>
+                <w:rFonts w:ascii="Calibri" w:hAnsi="Calibri"/>
+                <w:b/>
+                <w:color w:val="FFFFFF"/>
+                <w:sz w:val="19"/>
+              </w:rPr>
+              <w:t>Licensing Rights</w:t>
+            </w:r>
+          </w:p>
+        </w:tc>
+        <w:tc>
+          <w:tcPr>
+            <w:tcW w:type="dxa" w:w="1337"/>
+            <w:shd w:fill="0F172A"/>
+            <w:tcBorders>
+              <w:top w:val="single" w:sz="4" w:space="0" w:color="CBD5E1"/>
+              <w:left w:val="none"/>
+              <w:bottom w:val="single" w:sz="4" w:space="0" w:color="CBD5E1"/>
+              <w:right w:val="none"/>
+            </w:tcBorders>
+          </w:tcPr>
+          <w:p>
+            <w:pPr>
+              <w:spacing w:before="80" w:after="80"/>
+              <w:jc w:val="center"/>
+            </w:pPr>
+            <w:r>
+              <w:rPr>
+                <w:rFonts w:ascii="Calibri" w:hAnsi="Calibri"/>
+                <w:b/>
+                <w:color w:val="FFFFFF"/>
+                <w:sz w:val="19"/>
+              </w:rPr>
+              <w:t>Delivery Turnaround</w:t>
+            </w:r>
+          </w:p>
+        </w:tc>
+        <w:tc>
+          <w:tcPr>
+            <w:tcW w:type="dxa" w:w="1337"/>
+            <w:shd w:fill="0F172A"/>
+            <w:tcBorders>
+              <w:top w:val="single" w:sz="4" w:space="0" w:color="CBD5E1"/>
+              <w:left w:val="none"/>
+              <w:bottom w:val="single" w:sz="4" w:space="0" w:color="CBD5E1"/>
+              <w:right w:val="none"/>
+            </w:tcBorders>
+          </w:tcPr>
+          <w:p>
+            <w:pPr>
+              <w:spacing w:before="80" w:after="80"/>
+              <w:jc w:val="center"/>
+            </w:pPr>
+            <w:r>
+              <w:rPr>
+                <w:rFonts w:ascii="Calibri" w:hAnsi="Calibri"/>
+                <w:b/>
+                <w:color w:val="FFFFFF"/>
+                <w:sz w:val="19"/>
+              </w:rPr>
+              <w:t>Flat Investment</w:t>
+            </w:r>
+          </w:p>
+        </w:tc>
+      </w:tr>
+      <w:tr>
+        <w:tc>
+          <w:tcPr>
+            <w:tcW w:type="dxa" w:w="1337"/>
+            <w:shd w:fill="F8FAFC"/>
+            <w:tcBorders>
+              <w:top w:val="single" w:sz="4" w:space="0" w:color="CBD5E1"/>
+              <w:left w:val="none"/>
+              <w:bottom w:val="single" w:sz="4" w:space="0" w:color="CBD5E1"/>
+              <w:right w:val="none"/>
+            </w:tcBorders>
+          </w:tcPr>
+          <w:p>
+            <w:pPr>
+              <w:spacing w:before="80" w:after="80"/>
+              <w:jc w:val="left"/>
+            </w:pPr>
+            <w:r>
+              <w:rPr>
+                <w:rFonts w:ascii="Calibri" w:hAnsi="Calibri"/>
+                <w:color w:val="1E293B"/>
+                <w:sz w:val="18"/>
+              </w:rPr>
+              <w:t>Essential Portrait</w:t>
+            </w:r>
+          </w:p>
+        </w:tc>
+        <w:tc>
+          <w:tcPr>
+            <w:tcW w:type="dxa" w:w="1337"/>
+            <w:shd w:fill="F8FAFC"/>
+            <w:tcBorders>
+              <w:top w:val="single" w:sz="4" w:space="0" w:color="CBD5E1"/>
+              <w:left w:val="none"/>
+              <w:bottom w:val="single" w:sz="4" w:space="0" w:color="CBD5E1"/>
+              <w:right w:val="none"/>
+            </w:tcBorders>
+          </w:tcPr>
+          <w:p>
+            <w:pPr>
+              <w:spacing w:before="80" w:after="80"/>
+              <w:jc w:val="left"/>
+            </w:pPr>
+            <w:r>
+              <w:rPr>
+                <w:rFonts w:ascii="Calibri" w:hAnsi="Calibri"/>
+                <w:color w:val="1E293B"/>
+                <w:sz w:val="18"/>
+              </w:rPr>
+              <w:t>60 Minutes</w:t>
+            </w:r>
+          </w:p>
+        </w:tc>
+        <w:tc>
+          <w:tcPr>
+            <w:tcW w:type="dxa" w:w="1337"/>
+            <w:shd w:fill="F8FAFC"/>
+            <w:tcBorders>
+              <w:top w:val="single" w:sz="4" w:space="0" w:color="CBD5E1"/>
+              <w:left w:val="none"/>
+              <w:bottom w:val="single" w:sz="4" w:space="0" w:color="CBD5E1"/>
+              <w:right w:val="none"/>
+            </w:tcBorders>
+          </w:tcPr>
+          <w:p>
+            <w:pPr>
+              <w:spacing w:before="80" w:after="80"/>
+              <w:jc w:val="left"/>
+            </w:pPr>
+            <w:r>
+              <w:rPr>
+                <w:rFonts w:ascii="Calibri" w:hAnsi="Calibri"/>
+                <w:color w:val="1E293B"/>
+                <w:sz w:val="18"/>
+              </w:rPr>
+              <w:t>15 Masters</w:t>
+            </w:r>
+          </w:p>
+        </w:tc>
+        <w:tc>
+          <w:tcPr>
+            <w:tcW w:type="dxa" w:w="1337"/>
+            <w:shd w:fill="F8FAFC"/>
+            <w:tcBorders>
+              <w:top w:val="single" w:sz="4" w:space="0" w:color="CBD5E1"/>
+              <w:left w:val="none"/>
+              <w:bottom w:val="single" w:sz="4" w:space="0" w:color="CBD5E1"/>
+              <w:right w:val="none"/>
+            </w:tcBorders>
+          </w:tcPr>
+          <w:p>
+            <w:pPr>
+              <w:spacing w:before="80" w:after="80"/>
+              <w:jc w:val="left"/>
+            </w:pPr>
+            <w:r>
+              <w:rPr>
+                <w:rFonts w:ascii="Calibri" w:hAnsi="Calibri"/>
+                <w:color w:val="1E293B"/>
+                <w:sz w:val="18"/>
+              </w:rPr>
+              <w:t>1 Look</w:t>
+            </w:r>
+          </w:p>
+        </w:tc>
+        <w:tc>
+          <w:tcPr>
+            <w:tcW w:type="dxa" w:w="1337"/>
+            <w:shd w:fill="F8FAFC"/>
+            <w:tcBorders>
+              <w:top w:val="single" w:sz="4" w:space="0" w:color="CBD5E1"/>
+              <w:left w:val="none"/>
+              <w:bottom w:val="single" w:sz="4" w:space="0" w:color="CBD5E1"/>
+              <w:right w:val="none"/>
+            </w:tcBorders>
+          </w:tcPr>
+          <w:p>
+            <w:pPr>
+              <w:spacing w:before="80" w:after="80"/>
+              <w:jc w:val="left"/>
+            </w:pPr>
+            <w:r>
+              <w:rPr>
+                <w:rFonts w:ascii="Calibri" w:hAnsi="Calibri"/>
+                <w:color w:val="1E293B"/>
+                <w:sz w:val="18"/>
+              </w:rPr>
+              <w:t>Personal &amp; Editorial</w:t>
+            </w:r>
+          </w:p>
+        </w:tc>
+        <w:tc>
+          <w:tcPr>
+            <w:tcW w:type="dxa" w:w="1337"/>
+            <w:shd w:fill="F8FAFC"/>
+            <w:tcBorders>
+              <w:top w:val="single" w:sz="4" w:space="0" w:color="CBD5E1"/>
+              <w:left w:val="none"/>
+              <w:bottom w:val="single" w:sz="4" w:space="0" w:color="CBD5E1"/>
+              <w:right w:val="none"/>
+            </w:tcBorders>
+          </w:tcPr>
+          <w:p>
+            <w:pPr>
+              <w:spacing w:before="80" w:after="80"/>
+              <w:jc w:val="left"/>
+            </w:pPr>
+            <w:r>
+              <w:rPr>
+                <w:rFonts w:ascii="Calibri" w:hAnsi="Calibri"/>
+                <w:color w:val="1E293B"/>
+                <w:sz w:val="18"/>
+              </w:rPr>
+              <w:t>7 Business Days</w:t>
+            </w:r>
+          </w:p>
+        </w:tc>
+        <w:tc>
+          <w:tcPr>
+            <w:tcW w:type="dxa" w:w="1337"/>
+            <w:shd w:fill="F8FAFC"/>
+            <w:tcBorders>
+              <w:top w:val="single" w:sz="4" w:space="0" w:color="CBD5E1"/>
+              <w:left w:val="none"/>
+              <w:bottom w:val="single" w:sz="4" w:space="0" w:color="CBD5E1"/>
+              <w:right w:val="none"/>
+            </w:tcBorders>
+          </w:tcPr>
+          <w:p>
+            <w:pPr>
+              <w:spacing w:before="80" w:after="80"/>
+              <w:jc w:val="left"/>
+            </w:pPr>
+            <w:r>
+              <w:rPr>
+                <w:rFonts w:ascii="Calibri" w:hAnsi="Calibri"/>
+                <w:color w:val="1E293B"/>
+                <w:sz w:val="18"/>
+              </w:rPr>
+              <w:t>$450 Flat</w:t>
+            </w:r>
+          </w:p>
+        </w:tc>
+      </w:tr>
+      <w:tr>
+        <w:tc>
+          <w:tcPr>
+            <w:tcW w:type="dxa" w:w="1337"/>
+            <w:shd w:fill="FFFFFF"/>
+            <w:tcBorders>
+              <w:top w:val="single" w:sz="4" w:space="0" w:color="CBD5E1"/>
+              <w:left w:val="none"/>
+              <w:bottom w:val="single" w:sz="4" w:space="0" w:color="CBD5E1"/>
+              <w:right w:val="none"/>
+            </w:tcBorders>
+          </w:tcPr>
+          <w:p>
+            <w:pPr>
+              <w:spacing w:before="80" w:after="80"/>
+              <w:jc w:val="left"/>
+            </w:pPr>
+            <w:r>
+              <w:rPr>
+                <w:rFonts w:ascii="Calibri" w:hAnsi="Calibri"/>
+                <w:color w:val="1E293B"/>
+                <w:sz w:val="18"/>
+              </w:rPr>
+              <w:t>Studio Signature</w:t>
+            </w:r>
+          </w:p>
+        </w:tc>
+        <w:tc>
+          <w:tcPr>
+            <w:tcW w:type="dxa" w:w="1337"/>
+            <w:shd w:fill="FFFFFF"/>
+            <w:tcBorders>
+              <w:top w:val="single" w:sz="4" w:space="0" w:color="CBD5E1"/>
+              <w:left w:val="none"/>
+              <w:bottom w:val="single" w:sz="4" w:space="0" w:color="CBD5E1"/>
+              <w:right w:val="none"/>
+            </w:tcBorders>
+          </w:tcPr>
+          <w:p>
+            <w:pPr>
+              <w:spacing w:before="80" w:after="80"/>
+              <w:jc w:val="left"/>
+            </w:pPr>
+            <w:r>
+              <w:rPr>
+                <w:rFonts w:ascii="Calibri" w:hAnsi="Calibri"/>
+                <w:color w:val="1E293B"/>
+                <w:sz w:val="18"/>
+              </w:rPr>
+              <w:t>2.5 Hours</w:t>
+            </w:r>
+          </w:p>
+        </w:tc>
+        <w:tc>
+          <w:tcPr>
+            <w:tcW w:type="dxa" w:w="1337"/>
+            <w:shd w:fill="FFFFFF"/>
+            <w:tcBorders>
+              <w:top w:val="single" w:sz="4" w:space="0" w:color="CBD5E1"/>
+              <w:left w:val="none"/>
+              <w:bottom w:val="single" w:sz="4" w:space="0" w:color="CBD5E1"/>
+              <w:right w:val="none"/>
+            </w:tcBorders>
+          </w:tcPr>
+          <w:p>
+            <w:pPr>
+              <w:spacing w:before="80" w:after="80"/>
+              <w:jc w:val="left"/>
+            </w:pPr>
+            <w:r>
+              <w:rPr>
+                <w:rFonts w:ascii="Calibri" w:hAnsi="Calibri"/>
+                <w:color w:val="1E293B"/>
+                <w:sz w:val="18"/>
+              </w:rPr>
+              <w:t>35 Masters</w:t>
+            </w:r>
+          </w:p>
+        </w:tc>
+        <w:tc>
+          <w:tcPr>
+            <w:tcW w:type="dxa" w:w="1337"/>
+            <w:shd w:fill="FFFFFF"/>
+            <w:tcBorders>
+              <w:top w:val="single" w:sz="4" w:space="0" w:color="CBD5E1"/>
+              <w:left w:val="none"/>
+              <w:bottom w:val="single" w:sz="4" w:space="0" w:color="CBD5E1"/>
+              <w:right w:val="none"/>
+            </w:tcBorders>
+          </w:tcPr>
+          <w:p>
+            <w:pPr>
+              <w:spacing w:before="80" w:after="80"/>
+              <w:jc w:val="left"/>
+            </w:pPr>
+            <w:r>
+              <w:rPr>
+                <w:rFonts w:ascii="Calibri" w:hAnsi="Calibri"/>
+                <w:color w:val="1E293B"/>
+                <w:sz w:val="18"/>
+              </w:rPr>
+              <w:t>Up to 3 Looks</w:t>
+            </w:r>
+          </w:p>
+        </w:tc>
+        <w:tc>
+          <w:tcPr>
+            <w:tcW w:type="dxa" w:w="1337"/>
+            <w:shd w:fill="FFFFFF"/>
+            <w:tcBorders>
+              <w:top w:val="single" w:sz="4" w:space="0" w:color="CBD5E1"/>
+              <w:left w:val="none"/>
+              <w:bottom w:val="single" w:sz="4" w:space="0" w:color="CBD5E1"/>
+              <w:right w:val="none"/>
+            </w:tcBorders>
+          </w:tcPr>
+          <w:p>
+            <w:pPr>
+              <w:spacing w:before="80" w:after="80"/>
+              <w:jc w:val="left"/>
+            </w:pPr>
+            <w:r>
+              <w:rPr>
+                <w:rFonts w:ascii="Calibri" w:hAnsi="Calibri"/>
+                <w:color w:val="1E293B"/>
+                <w:sz w:val="18"/>
+              </w:rPr>
+              <w:t>Full Commercial &amp; PR</w:t>
+            </w:r>
+          </w:p>
+        </w:tc>
+        <w:tc>
+          <w:tcPr>
+            <w:tcW w:type="dxa" w:w="1337"/>
+            <w:shd w:fill="FFFFFF"/>
+            <w:tcBorders>
+              <w:top w:val="single" w:sz="4" w:space="0" w:color="CBD5E1"/>
+              <w:left w:val="none"/>
+              <w:bottom w:val="single" w:sz="4" w:space="0" w:color="CBD5E1"/>
+              <w:right w:val="none"/>
+            </w:tcBorders>
+          </w:tcPr>
+          <w:p>
+            <w:pPr>
+              <w:spacing w:before="80" w:after="80"/>
+              <w:jc w:val="left"/>
+            </w:pPr>
+            <w:r>
+              <w:rPr>
+                <w:rFonts w:ascii="Calibri" w:hAnsi="Calibri"/>
+                <w:color w:val="1E293B"/>
+                <w:sz w:val="18"/>
+              </w:rPr>
+              <w:t>5 Business Days</w:t>
+            </w:r>
+          </w:p>
+        </w:tc>
+        <w:tc>
+          <w:tcPr>
+            <w:tcW w:type="dxa" w:w="1337"/>
+            <w:shd w:fill="FFFFFF"/>
+            <w:tcBorders>
+              <w:top w:val="single" w:sz="4" w:space="0" w:color="CBD5E1"/>
+              <w:left w:val="none"/>
+              <w:bottom w:val="single" w:sz="4" w:space="0" w:color="CBD5E1"/>
+              <w:right w:val="none"/>
+            </w:tcBorders>
+          </w:tcPr>
+          <w:p>
+            <w:pPr>
+              <w:spacing w:before="80" w:after="80"/>
+              <w:jc w:val="left"/>
+            </w:pPr>
+            <w:r>
+              <w:rPr>
+                <w:rFonts w:ascii="Calibri" w:hAnsi="Calibri"/>
+                <w:color w:val="1E293B"/>
+                <w:sz w:val="18"/>
+              </w:rPr>
+              <w:t>$950 Flat</w:t>
+            </w:r>
+          </w:p>
+        </w:tc>
+      </w:tr>
+      <w:tr>
+        <w:tc>
+          <w:tcPr>
+            <w:tcW w:type="dxa" w:w="1337"/>
+            <w:shd w:fill="F8FAFC"/>
+            <w:tcBorders>
+              <w:top w:val="single" w:sz="4" w:space="0" w:color="CBD5E1"/>
+              <w:left w:val="none"/>
+              <w:bottom w:val="single" w:sz="4" w:space="0" w:color="CBD5E1"/>
+              <w:right w:val="none"/>
+            </w:tcBorders>
+          </w:tcPr>
+          <w:p>
+            <w:pPr>
+              <w:spacing w:before="80" w:after="80"/>
+              <w:jc w:val="left"/>
+            </w:pPr>
+            <w:r>
+              <w:rPr>
+                <w:rFonts w:ascii="Calibri" w:hAnsi="Calibri"/>
+                <w:color w:val="1E293B"/>
+                <w:sz w:val="18"/>
+              </w:rPr>
+              <w:t>Full-Day Campaign</w:t>
+            </w:r>
+          </w:p>
+        </w:tc>
+        <w:tc>
+          <w:tcPr>
+            <w:tcW w:type="dxa" w:w="1337"/>
+            <w:shd w:fill="F8FAFC"/>
+            <w:tcBorders>
+              <w:top w:val="single" w:sz="4" w:space="0" w:color="CBD5E1"/>
+              <w:left w:val="none"/>
+              <w:bottom w:val="single" w:sz="4" w:space="0" w:color="CBD5E1"/>
+              <w:right w:val="none"/>
+            </w:tcBorders>
+          </w:tcPr>
+          <w:p>
+            <w:pPr>
+              <w:spacing w:before="80" w:after="80"/>
+              <w:jc w:val="left"/>
+            </w:pPr>
+            <w:r>
+              <w:rPr>
+                <w:rFonts w:ascii="Calibri" w:hAnsi="Calibri"/>
+                <w:color w:val="1E293B"/>
+                <w:sz w:val="18"/>
+              </w:rPr>
+              <w:t>6.0 Hours</w:t>
+            </w:r>
+          </w:p>
+        </w:tc>
+        <w:tc>
+          <w:tcPr>
+            <w:tcW w:type="dxa" w:w="1337"/>
+            <w:shd w:fill="F8FAFC"/>
+            <w:tcBorders>
+              <w:top w:val="single" w:sz="4" w:space="0" w:color="CBD5E1"/>
+              <w:left w:val="none"/>
+              <w:bottom w:val="single" w:sz="4" w:space="0" w:color="CBD5E1"/>
+              <w:right w:val="none"/>
+            </w:tcBorders>
+          </w:tcPr>
+          <w:p>
+            <w:pPr>
+              <w:spacing w:before="80" w:after="80"/>
+              <w:jc w:val="left"/>
+            </w:pPr>
+            <w:r>
+              <w:rPr>
+                <w:rFonts w:ascii="Calibri" w:hAnsi="Calibri"/>
+                <w:color w:val="1E293B"/>
+                <w:sz w:val="18"/>
+              </w:rPr>
+              <w:t>75 Masters</w:t>
+            </w:r>
+          </w:p>
+        </w:tc>
+        <w:tc>
+          <w:tcPr>
+            <w:tcW w:type="dxa" w:w="1337"/>
+            <w:shd w:fill="F8FAFC"/>
+            <w:tcBorders>
+              <w:top w:val="single" w:sz="4" w:space="0" w:color="CBD5E1"/>
+              <w:left w:val="none"/>
+              <w:bottom w:val="single" w:sz="4" w:space="0" w:color="CBD5E1"/>
+              <w:right w:val="none"/>
+            </w:tcBorders>
+          </w:tcPr>
+          <w:p>
+            <w:pPr>
+              <w:spacing w:before="80" w:after="80"/>
+              <w:jc w:val="left"/>
+            </w:pPr>
+            <w:r>
+              <w:rPr>
+                <w:rFonts w:ascii="Calibri" w:hAnsi="Calibri"/>
+                <w:color w:val="1E293B"/>
+                <w:sz w:val="18"/>
+              </w:rPr>
+              <w:t>Unlimited Looks</w:t>
+            </w:r>
+          </w:p>
+        </w:tc>
+        <w:tc>
+          <w:tcPr>
+            <w:tcW w:type="dxa" w:w="1337"/>
+            <w:shd w:fill="F8FAFC"/>
+            <w:tcBorders>
+              <w:top w:val="single" w:sz="4" w:space="0" w:color="CBD5E1"/>
+              <w:left w:val="none"/>
+              <w:bottom w:val="single" w:sz="4" w:space="0" w:color="CBD5E1"/>
+              <w:right w:val="none"/>
+            </w:tcBorders>
+          </w:tcPr>
+          <w:p>
+            <w:pPr>
+              <w:spacing w:before="80" w:after="80"/>
+              <w:jc w:val="left"/>
+            </w:pPr>
+            <w:r>
+              <w:rPr>
+                <w:rFonts w:ascii="Calibri" w:hAnsi="Calibri"/>
+                <w:color w:val="1E293B"/>
+                <w:sz w:val="18"/>
+              </w:rPr>
+              <w:t>Global Advertising &amp; Buyout</w:t>
+            </w:r>
+          </w:p>
+        </w:tc>
+        <w:tc>
+          <w:tcPr>
+            <w:tcW w:type="dxa" w:w="1337"/>
+            <w:shd w:fill="F8FAFC"/>
+            <w:tcBorders>
+              <w:top w:val="single" w:sz="4" w:space="0" w:color="CBD5E1"/>
+              <w:left w:val="none"/>
+              <w:bottom w:val="single" w:sz="4" w:space="0" w:color="CBD5E1"/>
+              <w:right w:val="none"/>
+            </w:tcBorders>
+          </w:tcPr>
+          <w:p>
+            <w:pPr>
+              <w:spacing w:before="80" w:after="80"/>
+              <w:jc w:val="left"/>
+            </w:pPr>
+            <w:r>
+              <w:rPr>
+                <w:rFonts w:ascii="Calibri" w:hAnsi="Calibri"/>
+                <w:color w:val="1E293B"/>
+                <w:sz w:val="18"/>
+              </w:rPr>
+              <w:t>3 Business Days (Rush)</w:t>
+            </w:r>
+          </w:p>
+        </w:tc>
+        <w:tc>
+          <w:tcPr>
+            <w:tcW w:type="dxa" w:w="1337"/>
+            <w:shd w:fill="F8FAFC"/>
+            <w:tcBorders>
+              <w:top w:val="single" w:sz="4" w:space="0" w:color="CBD5E1"/>
+              <w:left w:val="none"/>
+              <w:bottom w:val="single" w:sz="4" w:space="0" w:color="CBD5E1"/>
+              <w:right w:val="none"/>
+            </w:tcBorders>
+          </w:tcPr>
+          <w:p>
+            <w:pPr>
+              <w:spacing w:before="80" w:after="80"/>
+              <w:jc w:val="left"/>
+            </w:pPr>
+            <w:r>
+              <w:rPr>
+                <w:rFonts w:ascii="Calibri" w:hAnsi="Calibri"/>
+                <w:color w:val="1E293B"/>
+                <w:sz w:val="18"/>
+              </w:rPr>
+              <w:t>$2,200 Flat</w:t>
+            </w:r>
+          </w:p>
+        </w:tc>
+      </w:tr>
+    </w:tbl>
+    <w:p>
+      <w:pPr>
+        <w:spacing w:before="0" w:after="160"/>
+      </w:pPr>
+    </w:p>
+    <w:p>
+      <w:pPr>
+        <w:spacing w:before="0" w:after="120" w:line="276" w:lineRule="auto"/>
+      </w:pPr>
+      <w:r>
+        <w:rPr>
+          <w:rFonts w:ascii="Calibri" w:hAnsi="Calibri"/>
+          <w:color w:val="1E293B"/>
+          <w:sz w:val="20"/>
+        </w:rPr>
+        <w:t>1. Tier 1: The Essential Session ($450 Flat)</w:t>
       </w:r>
     </w:p>
     <w:p>
@@ -186,7 +1225,21 @@
           <w:color w:val="1E293B"/>
           <w:sz w:val="20"/>
         </w:rPr>
-        <w:t>Q: How and when will I receive my images? A: Your private online proofing gallery is delivered within 5 to 7 business days. High-resolution master files include full print releases and commercial usage licensing.</w:t>
+        <w:t>Ideal for: Independent artists, founders, creative directors, and professionals seeking a sharp, editorial refresh for press kits, speaking bios, and digital portfolios.</w:t>
+      </w:r>
+    </w:p>
+    <w:p>
+      <w:pPr>
+        <w:pStyle w:val="ListBullet"/>
+        <w:spacing w:before="0" w:after="60" w:line="276" w:lineRule="auto"/>
+      </w:pPr>
+      <w:r>
+        <w:rPr>
+          <w:rFonts w:ascii="Calibri" w:hAnsi="Calibri"/>
+          <w:color w:val="1E293B"/>
+          <w:sz w:val="20"/>
+        </w:rPr>
+        <w:t>Inclusions: 60 minutes dedicated private studio time · 1 wardrobe look under natural north-facing window light · 15 hand-retouched, high-resolution master files · Full personal and editorial press release rights · Private digital proofing gallery delivered within 7 business days.</w:t>
       </w:r>
     </w:p>
     <w:p>
@@ -199,7 +1252,148 @@
           <w:color w:val="1E293B"/>
           <w:sz w:val="20"/>
         </w:rPr>
-        <w:t>Q: Do you travel for on-location brand campaigns? A: Yes. While our studio is based in Austin, Texas, our team frequently travels for national and international brand commissions.</w:t>
+        <w:t>2. Tier 2: The Studio Signature ($950 Flat) — Most Popular Commission</w:t>
+      </w:r>
+    </w:p>
+    <w:p>
+      <w:pPr>
+        <w:spacing w:before="0" w:after="120" w:line="276" w:lineRule="auto"/>
+      </w:pPr>
+      <w:r>
+        <w:rPr>
+          <w:rFonts w:ascii="Calibri" w:hAnsi="Calibri"/>
+          <w:color w:val="1E293B"/>
+          <w:sz w:val="20"/>
+        </w:rPr>
+        <w:t>Ideal for: Executive portraiture, editorial book jacket covers, brand lookbooks, and comprehensive personal legacy narratives.</w:t>
+      </w:r>
+    </w:p>
+    <w:p>
+      <w:pPr>
+        <w:pStyle w:val="ListBullet"/>
+        <w:spacing w:before="0" w:after="60" w:line="276" w:lineRule="auto"/>
+      </w:pPr>
+      <w:r>
+        <w:rPr>
+          <w:rFonts w:ascii="Calibri" w:hAnsi="Calibri"/>
+          <w:color w:val="1E293B"/>
+          <w:sz w:val="20"/>
+        </w:rPr>
+        <w:t>Inclusions: 2.5 hours private studio access including our private courtyard space · Up to 3 distinct wardrobe looks and mood transitions · 35 hand-retouched, high-resolution master files · Commercial usage rights across websites, paid digital campaigns, and print collateral · Priority 5-business-day delivery turnaround · Full raw proof archive provided for client selection.</w:t>
+      </w:r>
+    </w:p>
+    <w:p>
+      <w:pPr>
+        <w:spacing w:before="0" w:after="120" w:line="276" w:lineRule="auto"/>
+      </w:pPr>
+      <w:r>
+        <w:rPr>
+          <w:rFonts w:ascii="Calibri" w:hAnsi="Calibri"/>
+          <w:color w:val="1E293B"/>
+          <w:sz w:val="20"/>
+        </w:rPr>
+        <w:t>3. Tier 3: The Full-Day Commercial Campaign ($2,200 Flat)</w:t>
+      </w:r>
+    </w:p>
+    <w:p>
+      <w:pPr>
+        <w:spacing w:before="0" w:after="120" w:line="276" w:lineRule="auto"/>
+      </w:pPr>
+      <w:r>
+        <w:rPr>
+          <w:rFonts w:ascii="Calibri" w:hAnsi="Calibri"/>
+          <w:color w:val="1E293B"/>
+          <w:sz w:val="20"/>
+        </w:rPr>
+        <w:t>Ideal for: Emerging apparel brands, product launches, agency creative campaigns, and magazine editorial spreads.</w:t>
+      </w:r>
+    </w:p>
+    <w:p>
+      <w:pPr>
+        <w:pStyle w:val="ListBullet"/>
+        <w:spacing w:before="0" w:after="60" w:line="276" w:lineRule="auto"/>
+      </w:pPr>
+      <w:r>
+        <w:rPr>
+          <w:rFonts w:ascii="Calibri" w:hAnsi="Calibri"/>
+          <w:color w:val="1E293B"/>
+          <w:sz w:val="20"/>
+        </w:rPr>
+        <w:t>Inclusions: Full 6-hour studio buyout with optional on-location block · Unlimited wardrobe, model, and product changes · 75 hand-retouched campaign hero selects · Dedicated lighting assistant and studio grip on set · Pre-production creative consultation, moodboard alignment, and shot-list curation · Full commercial advertising buyout with unlimited global digital and billboard print licensing.</w:t>
+      </w:r>
+    </w:p>
+    <w:p>
+      <w:pPr>
+        <w:spacing w:before="0" w:after="120" w:line="276" w:lineRule="auto"/>
+      </w:pPr>
+      <w:r>
+        <w:rPr>
+          <w:rFonts w:ascii="Calibri" w:hAnsi="Calibri"/>
+          <w:color w:val="1E293B"/>
+          <w:sz w:val="20"/>
+        </w:rPr>
+        <w:t>4. Production Add-Ons &amp; Enhancements</w:t>
+      </w:r>
+    </w:p>
+    <w:p>
+      <w:pPr>
+        <w:pStyle w:val="ListBullet"/>
+        <w:spacing w:before="0" w:after="60" w:line="276" w:lineRule="auto"/>
+      </w:pPr>
+      <w:r>
+        <w:rPr>
+          <w:rFonts w:ascii="Calibri" w:hAnsi="Calibri"/>
+          <w:color w:val="1E293B"/>
+          <w:sz w:val="20"/>
+        </w:rPr>
+        <w:t>Professional Hair &amp; Makeup Styling on set: $250 per look.</w:t>
+      </w:r>
+    </w:p>
+    <w:p>
+      <w:pPr>
+        <w:pStyle w:val="ListBullet"/>
+        <w:spacing w:before="0" w:after="60" w:line="276" w:lineRule="auto"/>
+      </w:pPr>
+      <w:r>
+        <w:rPr>
+          <w:rFonts w:ascii="Calibri" w:hAnsi="Calibri"/>
+          <w:color w:val="1E293B"/>
+          <w:sz w:val="20"/>
+        </w:rPr>
+        <w:t>Rush 48-Hour Gallery Delivery: $300 expediting fee.</w:t>
+      </w:r>
+    </w:p>
+    <w:p>
+      <w:pPr>
+        <w:pStyle w:val="ListBullet"/>
+        <w:spacing w:before="0" w:after="60" w:line="276" w:lineRule="auto"/>
+      </w:pPr>
+      <w:r>
+        <w:rPr>
+          <w:rFonts w:ascii="Calibri" w:hAnsi="Calibri"/>
+          <w:color w:val="1E293B"/>
+          <w:sz w:val="20"/>
+        </w:rPr>
+        <w:t>Additional Hand-Retouched Master File: $35 per image.</w:t>
+      </w:r>
+    </w:p>
+    <w:p>
+      <w:pPr>
+        <w:pStyle w:val="ListBullet"/>
+        <w:spacing w:before="0" w:after="60" w:line="276" w:lineRule="auto"/>
+      </w:pPr>
+      <w:r>
+        <w:rPr>
+          <w:rFonts w:ascii="Calibri" w:hAnsi="Calibri"/>
+          <w:color w:val="1E293B"/>
+          <w:sz w:val="20"/>
+        </w:rPr>
+        <w:t>Medium Format Film Capture Add-On (3 rolls Kodak Portra 400 + dev/scan): $275.</w:t>
+      </w:r>
+    </w:p>
+    <w:p>
+      <w:r>
+        <w:br w:type="page"/>
       </w:r>
     </w:p>
     <w:p>
@@ -214,7 +1408,7 @@
           <w:color w:val="0F172A"/>
           <w:sz w:val="26"/>
         </w:rPr>
-        <w:t>PAGE 2: SERVICES &amp; CURATED SESSION PACKAGES</w:t>
+        <w:t>STUDIO BOOKING, LOGISTICS &amp; CLIENT INTAKE</w:t>
       </w:r>
     </w:p>
     <w:p>
@@ -227,7 +1421,7 @@
           <w:color w:val="1E293B"/>
           <w:sz w:val="20"/>
         </w:rPr>
-        <w:t>HEADER: Transparent Investment · Curated Session Tiers</w:t>
+        <w:t>1. Five-Field Streamlined Client Intake</w:t>
       </w:r>
     </w:p>
     <w:p>
@@ -240,212 +1434,7 @@
           <w:color w:val="1E293B"/>
           <w:sz w:val="20"/>
         </w:rPr>
-        <w:t>SUBHEAD: Every session includes private studio rental, high-resolution master delivery, commercial usage rights, and private online proofing gallery.</w:t>
-      </w:r>
-    </w:p>
-    <w:p>
-      <w:pPr>
-        <w:keepNext/>
-        <w:spacing w:before="280" w:after="80"/>
-      </w:pPr>
-      <w:r>
-        <w:rPr>
-          <w:rFonts w:ascii="Calibri" w:hAnsi="Calibri"/>
-          <w:b/>
-          <w:color w:val="0F172A"/>
-          <w:sz w:val="26"/>
-        </w:rPr>
-        <w:t>TIER 1: ESSENTIAL SESSION ($450 FLAT)</w:t>
-      </w:r>
-    </w:p>
-    <w:p>
-      <w:pPr>
-        <w:spacing w:before="0" w:after="120" w:line="276" w:lineRule="auto"/>
-      </w:pPr>
-      <w:r>
-        <w:rPr>
-          <w:rFonts w:ascii="Calibri" w:hAnsi="Calibri"/>
-          <w:color w:val="1E293B"/>
-          <w:sz w:val="20"/>
-        </w:rPr>
-        <w:t>Best for: Artists, founders, and professionals who need a tight, editorial portfolio refresh.</w:t>
-      </w:r>
-    </w:p>
-    <w:p>
-      <w:pPr>
-        <w:spacing w:before="0" w:after="120" w:line="276" w:lineRule="auto"/>
-      </w:pPr>
-      <w:r>
-        <w:rPr>
-          <w:rFonts w:ascii="Calibri" w:hAnsi="Calibri"/>
-          <w:color w:val="1E293B"/>
-          <w:sz w:val="20"/>
-        </w:rPr>
-        <w:t>Inclusions: 60 minutes private studio time · 15 hand-retouched high-resolution master files · 1 wardrobe look in natural window light · Fast 7-business-day delivery turnaround · Private online proofing gallery with download rights.</w:t>
-      </w:r>
-    </w:p>
-    <w:p>
-      <w:pPr>
-        <w:keepNext/>
-        <w:spacing w:before="280" w:after="80"/>
-      </w:pPr>
-      <w:r>
-        <w:rPr>
-          <w:rFonts w:ascii="Calibri" w:hAnsi="Calibri"/>
-          <w:b/>
-          <w:color w:val="0F172A"/>
-          <w:sz w:val="26"/>
-        </w:rPr>
-        <w:t>TIER 2: STUDIO SESSION ($950 FLAT) — MOST POPULAR</w:t>
-      </w:r>
-    </w:p>
-    <w:p>
-      <w:pPr>
-        <w:spacing w:before="0" w:after="120" w:line="276" w:lineRule="auto"/>
-      </w:pPr>
-      <w:r>
-        <w:rPr>
-          <w:rFonts w:ascii="Calibri" w:hAnsi="Calibri"/>
-          <w:color w:val="1E293B"/>
-          <w:sz w:val="20"/>
-        </w:rPr>
-        <w:t>Best for: Executive portraits, brand lookbooks, and personal editorial narratives.</w:t>
-      </w:r>
-    </w:p>
-    <w:p>
-      <w:pPr>
-        <w:spacing w:before="0" w:after="120" w:line="276" w:lineRule="auto"/>
-      </w:pPr>
-      <w:r>
-        <w:rPr>
-          <w:rFonts w:ascii="Calibri" w:hAnsi="Calibri"/>
-          <w:color w:val="1E293B"/>
-          <w:sz w:val="20"/>
-        </w:rPr>
-        <w:t>Inclusions: 2.5 hours studio + courtyard space · 35 hand-retouched high-resolution master files · Up to 3 wardrobe looks and mood transitions · Commercial &amp; editorial licensing included · Priority 5-business-day delivery turnaround · Full-resolution raw image archive access.</w:t>
-      </w:r>
-    </w:p>
-    <w:p>
-      <w:pPr>
-        <w:keepNext/>
-        <w:spacing w:before="280" w:after="80"/>
-      </w:pPr>
-      <w:r>
-        <w:rPr>
-          <w:rFonts w:ascii="Calibri" w:hAnsi="Calibri"/>
-          <w:b/>
-          <w:color w:val="0F172A"/>
-          <w:sz w:val="26"/>
-        </w:rPr>
-        <w:t>TIER 3: FULL DAY CAMPAIGN ($2,200 FLAT)</w:t>
-      </w:r>
-    </w:p>
-    <w:p>
-      <w:pPr>
-        <w:spacing w:before="0" w:after="120" w:line="276" w:lineRule="auto"/>
-      </w:pPr>
-      <w:r>
-        <w:rPr>
-          <w:rFonts w:ascii="Calibri" w:hAnsi="Calibri"/>
-          <w:color w:val="1E293B"/>
-          <w:sz w:val="20"/>
-        </w:rPr>
-        <w:t>Best for: Brand launches, apparel lookbooks, and editorial magazine spreads.</w:t>
-      </w:r>
-    </w:p>
-    <w:p>
-      <w:pPr>
-        <w:spacing w:before="0" w:after="120" w:line="276" w:lineRule="auto"/>
-      </w:pPr>
-      <w:r>
-        <w:rPr>
-          <w:rFonts w:ascii="Calibri" w:hAnsi="Calibri"/>
-          <w:color w:val="1E293B"/>
-          <w:sz w:val="20"/>
-        </w:rPr>
-        <w:t>Inclusions: Full 6-hour studio + on-location block · 75 hand-retouched campaign hero selects · Pre-production creative direction and custom moodboard · Unlimited wardrobe and product transitions · Full commercial buyout and billboard advertising license · Dedicated lighting assistant on set.</w:t>
-      </w:r>
-    </w:p>
-    <w:p>
-      <w:pPr>
-        <w:spacing w:before="0" w:after="120" w:line="276" w:lineRule="auto"/>
-      </w:pPr>
-      <w:r>
-        <w:rPr>
-          <w:rFonts w:ascii="Calibri" w:hAnsi="Calibri"/>
-          <w:color w:val="1E293B"/>
-          <w:sz w:val="20"/>
-        </w:rPr>
-        <w:t>ADD-ON SERVICES: Professional hair &amp; makeup styling ($250) · Rush 48-hour gallery delivery ($300) · Additional retouched images ($35/image).</w:t>
-      </w:r>
-    </w:p>
-    <w:p>
-      <w:pPr>
-        <w:keepNext/>
-        <w:spacing w:before="280" w:after="80"/>
-      </w:pPr>
-      <w:r>
-        <w:rPr>
-          <w:rFonts w:ascii="Calibri" w:hAnsi="Calibri"/>
-          <w:b/>
-          <w:color w:val="0F172A"/>
-          <w:sz w:val="26"/>
-        </w:rPr>
-        <w:t>PAGE 3: BOOKING INTAKE &amp; STUDIO SCHEDULING</w:t>
-      </w:r>
-    </w:p>
-    <w:p>
-      <w:pPr>
-        <w:spacing w:before="0" w:after="120" w:line="276" w:lineRule="auto"/>
-      </w:pPr>
-      <w:r>
-        <w:rPr>
-          <w:rFonts w:ascii="Calibri" w:hAnsi="Calibri"/>
-          <w:color w:val="1E293B"/>
-          <w:sz w:val="20"/>
-        </w:rPr>
-        <w:t>HEADER: Reserve Your Studio Session</w:t>
-      </w:r>
-    </w:p>
-    <w:p>
-      <w:pPr>
-        <w:spacing w:before="0" w:after="120" w:line="276" w:lineRule="auto"/>
-      </w:pPr>
-      <w:r>
-        <w:rPr>
-          <w:rFonts w:ascii="Calibri" w:hAnsi="Calibri"/>
-          <w:color w:val="1E293B"/>
-          <w:sz w:val="20"/>
-        </w:rPr>
-        <w:t>SUBHEAD: Complete our streamlined 5-field inquiry to reserve your preferred date on our East Austin studio calendar.</w:t>
-      </w:r>
-    </w:p>
-    <w:p>
-      <w:pPr>
-        <w:spacing w:before="0" w:after="120" w:line="276" w:lineRule="auto"/>
-      </w:pPr>
-      <w:r>
-        <w:rPr>
-          <w:rFonts w:ascii="Calibri" w:hAnsi="Calibri"/>
-          <w:color w:val="1E293B"/>
-          <w:sz w:val="20"/>
-        </w:rPr>
-        <w:t>STUDIO HOURS: Monday through Friday, 9:00 AM – 4:00 PM (optimal natural window lighting hours).</w:t>
-      </w:r>
-    </w:p>
-    <w:p>
-      <w:pPr>
-        <w:keepNext/>
-        <w:spacing w:before="280" w:after="80"/>
-      </w:pPr>
-      <w:r>
-        <w:rPr>
-          <w:rFonts w:ascii="Calibri" w:hAnsi="Calibri"/>
-          <w:b/>
-          <w:color w:val="0F172A"/>
-          <w:sz w:val="26"/>
-        </w:rPr>
-        <w:t>INTAKE FORM SPECIFICATION:</w:t>
+        <w:t>Our booking workflow is designed to respect your schedule while ensuring complete creative alignment prior to shoot day:</w:t>
       </w:r>
     </w:p>
     <w:p>
@@ -459,7 +1448,7 @@
           <w:color w:val="1E293B"/>
           <w:sz w:val="20"/>
         </w:rPr>
-        <w:t>Field 1: Full Legal Name (Text input, required)</w:t>
+        <w:t>Legal Full Name &amp; Company: Identifies primary account contact and contract guarantor.</w:t>
       </w:r>
     </w:p>
     <w:p>
@@ -473,7 +1462,7 @@
           <w:color w:val="1E293B"/>
           <w:sz w:val="20"/>
         </w:rPr>
-        <w:t>Field 2: Email &amp; Direct Mobile Phone (Contact input, required)</w:t>
+        <w:t>Direct Email &amp; Mobile Phone: Receives appointment calendar invites, studio gate entry codes, and live gallery delivery notifications.</w:t>
       </w:r>
     </w:p>
     <w:p>
@@ -487,7 +1476,7 @@
           <w:color w:val="1E293B"/>
           <w:sz w:val="20"/>
         </w:rPr>
-        <w:t>Field 3: Preferred Session Date (Date picker input, required, Mon–Fri)</w:t>
+        <w:t>Preferred Session Date &amp; Call Time: Requests specific dates on our Monday–Friday studio calendar (morning window lighting 9:00 AM – 12:00 PM recommended for high-contrast dramatic portraits; afternoon 1:00 PM – 4:00 PM recommended for soft diffused warm tones).</w:t>
       </w:r>
     </w:p>
     <w:p>
@@ -501,7 +1490,7 @@
           <w:color w:val="1E293B"/>
           <w:sz w:val="20"/>
         </w:rPr>
-        <w:t>Field 4: Selected Package Tier (Dropdown selection: Essential Session $450, Studio Session $950, Full Day Campaign $2,200)</w:t>
+        <w:t>Selected Package Tier: Select Essential Portrait ($450), Studio Signature ($950), or Full-Day Commercial Campaign ($2,200).</w:t>
       </w:r>
     </w:p>
     <w:p>
@@ -515,7 +1504,7 @@
           <w:color w:val="1E293B"/>
           <w:sz w:val="20"/>
         </w:rPr>
-        <w:t>Field 5: Creative Vision &amp; Wardrobe Notes (Multi-line text area, optional brief description of project, intended usage, and styling vibes)</w:t>
+        <w:t>Creative Brief &amp; Project Intent: Briefly outline project goals, intended distribution channels (e.g. Forbes feature, Shopify storefront, LinkedIn profile), and desired aesthetic mood.</w:t>
       </w:r>
     </w:p>
     <w:p>
@@ -528,12 +1517,13 @@
           <w:color w:val="1E293B"/>
           <w:sz w:val="20"/>
         </w:rPr>
-        <w:t>STUDIO BOOKING POLICY &amp; TERMS: A 50% non-refundable retainer is required to secure your selected date on the studio calendar. The remaining balance is due on the day of the shoot prior to master file release. Rescheduling is permitted up to 48 hours prior to call time without penalty.</w:t>
+        <w:t>2. Studio Booking Terms &amp; Retainer Policy</w:t>
       </w:r>
     </w:p>
     <w:p>
       <w:pPr>
-        <w:spacing w:before="0" w:after="120" w:line="276" w:lineRule="auto"/>
+        <w:pStyle w:val="ListBullet"/>
+        <w:spacing w:before="0" w:after="60" w:line="276" w:lineRule="auto"/>
       </w:pPr>
       <w:r>
         <w:rPr>
@@ -541,7 +1531,49 @@
           <w:color w:val="1E293B"/>
           <w:sz w:val="20"/>
         </w:rPr>
-        <w:t>CONFIRMATION FEEDBACK MESSAGE: 'Thank you! Your calendar hold request has been received. Our studio coordinator will confirm availability within 4 business hours and send your 50% deposit checkout link.'</w:t>
+        <w:t>Retainer Requirement: A 50% non-refundable retainer is required to reserve your date on the studio calendar. The remaining 50% balance is invoiced on the shoot date prior to final master file dispatch.</w:t>
+      </w:r>
+    </w:p>
+    <w:p>
+      <w:pPr>
+        <w:pStyle w:val="ListBullet"/>
+        <w:spacing w:before="0" w:after="60" w:line="276" w:lineRule="auto"/>
+      </w:pPr>
+      <w:r>
+        <w:rPr>
+          <w:rFonts w:ascii="Calibri" w:hAnsi="Calibri"/>
+          <w:color w:val="1E293B"/>
+          <w:sz w:val="20"/>
+        </w:rPr>
+        <w:t>Rescheduling Window: Clients may reschedule their session without penalty up to 48 hours prior to call time. Rescheduled dates must be booked within 90 days of the original date.</w:t>
+      </w:r>
+    </w:p>
+    <w:p>
+      <w:pPr>
+        <w:pStyle w:val="ListBullet"/>
+        <w:spacing w:before="0" w:after="60" w:line="276" w:lineRule="auto"/>
+      </w:pPr>
+      <w:r>
+        <w:rPr>
+          <w:rFonts w:ascii="Calibri" w:hAnsi="Calibri"/>
+          <w:color w:val="1E293B"/>
+          <w:sz w:val="20"/>
+        </w:rPr>
+        <w:t>Inclement Weather Policy: For commissions involving on-location or outdoor courtyard segments, sessions may be transitioned entirely to indoor window studio light or rescheduled at zero fee.</w:t>
+      </w:r>
+    </w:p>
+    <w:p>
+      <w:pPr>
+        <w:pStyle w:val="ListBullet"/>
+        <w:spacing w:before="0" w:after="60" w:line="276" w:lineRule="auto"/>
+      </w:pPr>
+      <w:r>
+        <w:rPr>
+          <w:rFonts w:ascii="Calibri" w:hAnsi="Calibri"/>
+          <w:color w:val="1E293B"/>
+          <w:sz w:val="20"/>
+        </w:rPr>
+        <w:t>Master File Archiving: High-resolution print files and web-optimized masters are preserved in cold cloud storage for 36 months following delivery.</w:t>
       </w:r>
     </w:p>
     <w:sectPr>
@@ -578,7 +1610,7 @@
       <w:jc w:val="right"/>
     </w:pPr>
     <w:r>
-      <w:t>Studio Brown — 3-Page Website Copy Deck (Final Production Ma</w:t>
+      <w:t>Studio Brown — Master Website Copy Deck (Production Final)</w:t>
     </w:r>
   </w:p>
 </w:hdr>
